--- a/Курс 3/Математические основы ИИ/Лабораторные/03. Исследование численных методов оптимизации/Отчёт3.docx
+++ b/Курс 3/Математические основы ИИ/Лабораторные/03. Исследование численных методов оптимизации/Отчёт3.docx
@@ -1,6 +1,6 @@
 
 <file path=word/document.xml><?xml version="1.0" encoding="utf-8"?>
-<w:document xmlns:wpc="http://schemas.microsoft.com/office/word/2010/wordprocessingCanvas" xmlns:cx="http://schemas.microsoft.com/office/drawing/2014/chartex" xmlns:cx1="http://schemas.microsoft.com/office/drawing/2015/9/8/chartex" xmlns:cx2="http://schemas.microsoft.com/office/drawing/2015/10/21/chartex" xmlns:cx3="http://schemas.microsoft.com/office/drawing/2016/5/9/chartex" xmlns:cx4="http://schemas.microsoft.com/office/drawing/2016/5/10/chartex" xmlns:cx5="http://schemas.microsoft.com/office/drawing/2016/5/11/chartex" xmlns:cx6="http://schemas.microsoft.com/office/drawing/2016/5/12/chartex" xmlns:cx7="http://schemas.microsoft.com/office/drawing/2016/5/13/chartex" xmlns:cx8="http://schemas.microsoft.com/office/drawing/2016/5/14/chartex" xmlns:mc="http://schemas.openxmlformats.org/markup-compatibility/2006" xmlns:aink="http://schemas.microsoft.com/office/drawing/2016/ink" xmlns:am3d="http://schemas.microsoft.com/office/drawing/2017/model3d" xmlns:o="urn:schemas-microsoft-com:office:office" xmlns:oel="http://schemas.microsoft.com/office/2019/extlst" xmlns:r="http://schemas.openxmlformats.org/officeDocument/2006/relationships" xmlns:m="http://schemas.openxmlformats.org/officeDocument/2006/math" xmlns:v="urn:schemas-microsoft-com:vml" xmlns:wp14="http://schemas.microsoft.com/office/word/2010/wordprocessingDrawing" xmlns:wp="http://schemas.openxmlformats.org/drawingml/2006/wordprocessingDrawing" xmlns:w10="urn:schemas-microsoft-com:office:word" xmlns:w="http://schemas.openxmlformats.org/wordprocessingml/2006/main" xmlns:w14="http://schemas.microsoft.com/office/word/2010/wordml" xmlns:w15="http://schemas.microsoft.com/office/word/2012/wordml" xmlns:w16cex="http://schemas.microsoft.com/office/word/2018/wordml/cex" xmlns:w16cid="http://schemas.microsoft.com/office/word/2016/wordml/cid" xmlns:w16="http://schemas.microsoft.com/office/word/2018/wordml" xmlns:w16du="http://schemas.microsoft.com/office/word/2023/wordml/word16du" xmlns:w16sdtdh="http://schemas.microsoft.com/office/word/2020/wordml/sdtdatahash" xmlns:w16sdtfl="http://schemas.microsoft.com/office/word/2024/wordml/sdtformatlock" xmlns:w16se="http://schemas.microsoft.com/office/word/2015/wordml/symex" xmlns:wpg="http://schemas.microsoft.com/office/word/2010/wordprocessingGroup" xmlns:wpi="http://schemas.microsoft.com/office/word/2010/wordprocessingInk" xmlns:wne="http://schemas.microsoft.com/office/word/2006/wordml" xmlns:wps="http://schemas.microsoft.com/office/word/2010/wordprocessingShape" mc:Ignorable="w14 w15 w16se w16cid w16 w16cex w16sdtdh w16sdtfl w16du wp14">
+<w:document xmlns:wpc="http://schemas.microsoft.com/office/word/2010/wordprocessingCanvas" xmlns:cx="http://schemas.microsoft.com/office/drawing/2014/chartex" xmlns:mc="http://schemas.openxmlformats.org/markup-compatibility/2006" xmlns:o="urn:schemas-microsoft-com:office:office" xmlns:r="http://schemas.openxmlformats.org/officeDocument/2006/relationships" xmlns:m="http://schemas.openxmlformats.org/officeDocument/2006/math" xmlns:v="urn:schemas-microsoft-com:vml" xmlns:wp14="http://schemas.microsoft.com/office/word/2010/wordprocessingDrawing" xmlns:wp="http://schemas.openxmlformats.org/drawingml/2006/wordprocessingDrawing" xmlns:w10="urn:schemas-microsoft-com:office:word" xmlns:w="http://schemas.openxmlformats.org/wordprocessingml/2006/main" xmlns:w14="http://schemas.microsoft.com/office/word/2010/wordml" xmlns:w15="http://schemas.microsoft.com/office/word/2012/wordml" xmlns:w16se="http://schemas.microsoft.com/office/word/2015/wordml/symex" xmlns:wpg="http://schemas.microsoft.com/office/word/2010/wordprocessingGroup" xmlns:wpi="http://schemas.microsoft.com/office/word/2010/wordprocessingInk" xmlns:wne="http://schemas.microsoft.com/office/word/2006/wordml" xmlns:wps="http://schemas.microsoft.com/office/word/2010/wordprocessingShape" mc:Ignorable="w14 w15 w16se wp14">
   <w:body>
     <w:p>
       <w:pPr>
@@ -6692,7 +6692,16 @@
                 <w:sz w:val="18"/>
                 <w:szCs w:val="18"/>
               </w:rPr>
-              <w:t xml:space="preserve"> найден за </w:t>
+              <w:t xml:space="preserve"> найден н</w:t>
+            </w:r>
+            <w:r>
+              <w:rPr>
+                <w:rFonts w:ascii="Menlo" w:hAnsi="Menlo" w:cs="Menlo"/>
+                <w:color w:val="A31515"/>
+                <w:sz w:val="18"/>
+                <w:szCs w:val="18"/>
+              </w:rPr>
+              <w:t xml:space="preserve">а </w:t>
             </w:r>
             <w:r>
               <w:rPr>
@@ -6727,8 +6736,27 @@
                 <w:color w:val="A31515"/>
                 <w:sz w:val="18"/>
                 <w:szCs w:val="18"/>
-              </w:rPr>
-              <w:t xml:space="preserve"> итераций"</w:t>
+                <w:lang w:val="ru-RU"/>
+              </w:rPr>
+              <w:t>-ой</w:t>
+            </w:r>
+            <w:r>
+              <w:rPr>
+                <w:rFonts w:ascii="Menlo" w:hAnsi="Menlo" w:cs="Menlo"/>
+                <w:color w:val="A31515"/>
+                <w:sz w:val="18"/>
+                <w:szCs w:val="18"/>
+              </w:rPr>
+              <w:t xml:space="preserve"> итерации</w:t>
+            </w:r>
+            <w:r>
+              <w:rPr>
+                <w:rFonts w:ascii="Menlo" w:hAnsi="Menlo" w:cs="Menlo"/>
+                <w:color w:val="A31515"/>
+                <w:sz w:val="18"/>
+                <w:szCs w:val="18"/>
+              </w:rPr>
+              <w:t>"</w:t>
             </w:r>
             <w:r>
               <w:rPr>
@@ -6750,7 +6778,7 @@
                 <w:color w:val="3B3B3B"/>
                 <w:sz w:val="18"/>
                 <w:szCs w:val="18"/>
-                <w:lang w:val="ru-RU"/>
+                <w:lang w:val="en-US"/>
               </w:rPr>
             </w:pPr>
             <w:r>
@@ -6989,7 +7017,7 @@
                 <w:color w:val="3B3B3B"/>
                 <w:sz w:val="18"/>
                 <w:szCs w:val="18"/>
-                <w:lang w:val="ru-RU"/>
+                <w:lang w:val="en-US"/>
               </w:rPr>
             </w:pPr>
           </w:p>
@@ -7352,16 +7380,7 @@
           <w:sz w:val="18"/>
           <w:szCs w:val="18"/>
         </w:rPr>
-        <w:t>(</w:t>
-      </w:r>
-      <w:r>
-        <w:rPr>
-          <w:rFonts w:ascii="Menlo" w:hAnsi="Menlo" w:cs="Menlo"/>
-          <w:color w:val="3B3B3B"/>
-          <w:sz w:val="18"/>
-          <w:szCs w:val="18"/>
-        </w:rPr>
-        <w:t>)</w:t>
+        <w:t>()</w:t>
       </w:r>
       <w:r>
         <w:t xml:space="preserve"> по формуле</w:t>
@@ -8029,17 +8048,7 @@
               <w:rFonts w:ascii="Cambria Math" w:hAnsi="Cambria Math"/>
               <w:lang w:val="en-US"/>
             </w:rPr>
-            <m:t>*</m:t>
-          </m:r>
-          <m:r>
-            <m:rPr>
-              <m:sty m:val="p"/>
-            </m:rPr>
-            <w:rPr>
-              <w:rFonts w:ascii="Cambria Math" w:hAnsi="Cambria Math"/>
-              <w:lang w:val="en-US"/>
-            </w:rPr>
-            <m:t>∇</m:t>
+            <m:t>*∇</m:t>
           </m:r>
           <m:r>
             <w:rPr>
@@ -8442,16 +8451,7 @@
           <w:sz w:val="18"/>
           <w:szCs w:val="18"/>
         </w:rPr>
-        <w:t>(</w:t>
-      </w:r>
-      <w:r>
-        <w:rPr>
-          <w:rFonts w:ascii="Menlo" w:hAnsi="Menlo" w:cs="Menlo"/>
-          <w:color w:val="3B3B3B"/>
-          <w:sz w:val="18"/>
-          <w:szCs w:val="18"/>
-        </w:rPr>
-        <w:t>)</w:t>
+        <w:t>()</w:t>
       </w:r>
       <w:r>
         <w:rPr>
@@ -8479,7 +8479,7 @@
         <w:rPr>
           <w:rFonts w:cs="Times New Roman"/>
           <w:i/>
-          <w:lang w:val="en-US"/>
+          <w:lang w:val="ru-RU"/>
         </w:rPr>
       </w:pPr>
       <w:r>
@@ -8497,15 +8497,7 @@
           <w:iCs/>
           <w:lang w:val="ru-RU"/>
         </w:rPr>
-        <w:t>тогда цикл завершается</w:t>
-      </w:r>
-      <w:r>
-        <w:rPr>
-          <w:rFonts w:eastAsiaTheme="minorEastAsia"/>
-          <w:iCs/>
-          <w:lang w:val="ru-RU"/>
-        </w:rPr>
-        <w:t xml:space="preserve">, а </w:t>
+        <w:t xml:space="preserve">тогда цикл завершается, а </w:t>
       </w:r>
       <m:oMath>
         <m:sSup>
@@ -8582,14 +8574,7 @@
                 <w:rFonts w:ascii="Cambria Math" w:eastAsiaTheme="minorEastAsia" w:hAnsi="Cambria Math"/>
                 <w:lang w:val="ru-RU"/>
               </w:rPr>
-              <m:t>k+</m:t>
-            </m:r>
-            <m:r>
-              <w:rPr>
-                <w:rFonts w:ascii="Cambria Math" w:eastAsiaTheme="minorEastAsia" w:hAnsi="Cambria Math"/>
-                <w:lang w:val="ru-RU"/>
-              </w:rPr>
-              <m:t>1</m:t>
+              <m:t>k+1</m:t>
             </m:r>
           </m:sup>
         </m:sSup>
@@ -8680,17 +8665,7 @@
           <w:szCs w:val="18"/>
           <w:lang w:val="ru-RU"/>
         </w:rPr>
-        <w:t>()</w:t>
-      </w:r>
-      <w:r>
-        <w:rPr>
-          <w:rFonts w:ascii="Menlo" w:hAnsi="Menlo" w:cs="Menlo"/>
-          <w:color w:val="795E26"/>
-          <w:sz w:val="18"/>
-          <w:szCs w:val="18"/>
-          <w:lang w:val="ru-RU"/>
-        </w:rPr>
-        <w:t xml:space="preserve"> </w:t>
+        <w:t xml:space="preserve">() </w:t>
       </w:r>
       <w:r>
         <w:rPr>
@@ -9050,7 +9025,7 @@
           <w:rFonts w:eastAsiaTheme="minorEastAsia"/>
           <w:iCs/>
           <w:color w:val="000000" w:themeColor="text1"/>
-          <w:lang w:val="en-US"/>
+          <w:lang w:val="ru-RU"/>
         </w:rPr>
       </w:pPr>
       <w:r>
@@ -9069,15 +9044,7 @@
             <w:color w:val="000000" w:themeColor="text1"/>
             <w:lang w:val="ru-RU"/>
           </w:rPr>
-          <m:t>t</m:t>
-        </m:r>
-        <m:r>
-          <w:rPr>
-            <w:rFonts w:ascii="Cambria Math" w:eastAsiaTheme="minorEastAsia" w:hAnsi="Cambria Math"/>
-            <w:color w:val="000000" w:themeColor="text1"/>
-            <w:lang w:val="ru-RU"/>
-          </w:rPr>
-          <m:t>=0,1</m:t>
+          <m:t>t=0,1</m:t>
         </m:r>
       </m:oMath>
       <w:r>
@@ -9129,15 +9096,7 @@
             <w:color w:val="000000" w:themeColor="text1"/>
             <w:lang w:val="ru-RU"/>
           </w:rPr>
-          <m:t>=</m:t>
-        </m:r>
-        <m:r>
-          <w:rPr>
-            <w:rFonts w:ascii="Cambria Math" w:eastAsiaTheme="minorEastAsia" w:hAnsi="Cambria Math"/>
-            <w:color w:val="000000" w:themeColor="text1"/>
-            <w:lang w:val="ru-RU"/>
-          </w:rPr>
-          <m:t>(8, 9)</m:t>
+          <m:t>=(8, 9)</m:t>
         </m:r>
       </m:oMath>
       <w:r>
@@ -9267,15 +9226,7 @@
             <w:color w:val="000000" w:themeColor="text1"/>
             <w:lang w:val="ru-RU"/>
           </w:rPr>
-          <m:t>M=1</m:t>
-        </m:r>
-        <m:r>
-          <w:rPr>
-            <w:rFonts w:ascii="Cambria Math" w:eastAsiaTheme="minorEastAsia" w:hAnsi="Cambria Math"/>
-            <w:color w:val="000000" w:themeColor="text1"/>
-            <w:lang w:val="ru-RU"/>
-          </w:rPr>
-          <m:t>0</m:t>
+          <m:t>M=10</m:t>
         </m:r>
       </m:oMath>
     </w:p>
@@ -9316,7 +9267,34 @@
           <w:color w:val="000000" w:themeColor="text1"/>
           <w:lang w:val="ru-RU"/>
         </w:rPr>
-        <w:t xml:space="preserve">, то результат не изменяется и алгоритм завершается на 9 итерации. Если ограничить значение </w:t>
+        <w:t>, то результат не изменяется и алгоритм завершается на 9</w:t>
+      </w:r>
+      <w:r>
+        <w:rPr>
+          <w:rFonts w:eastAsiaTheme="minorEastAsia"/>
+          <w:iCs/>
+          <w:color w:val="000000" w:themeColor="text1"/>
+          <w:lang w:val="ru-RU"/>
+        </w:rPr>
+        <w:t>-</w:t>
+      </w:r>
+      <w:r>
+        <w:rPr>
+          <w:rFonts w:eastAsiaTheme="minorEastAsia"/>
+          <w:iCs/>
+          <w:color w:val="000000" w:themeColor="text1"/>
+          <w:lang w:val="ru-RU"/>
+        </w:rPr>
+        <w:t>ой</w:t>
+      </w:r>
+      <w:r>
+        <w:rPr>
+          <w:rFonts w:eastAsiaTheme="minorEastAsia"/>
+          <w:iCs/>
+          <w:color w:val="000000" w:themeColor="text1"/>
+          <w:lang w:val="ru-RU"/>
+        </w:rPr>
+        <w:t xml:space="preserve"> итерации. Если ограничить значение </w:t>
       </w:r>
       <m:oMath>
         <m:r>
@@ -9359,7 +9337,7 @@
           <w:color w:val="000000" w:themeColor="text1"/>
           <w:lang w:val="en-US"/>
         </w:rPr>
-        <w:t xml:space="preserve">9 </w:t>
+        <w:t>9</w:t>
       </w:r>
       <w:r>
         <w:rPr>
@@ -9368,7 +9346,25 @@
           <w:color w:val="000000" w:themeColor="text1"/>
           <w:lang w:val="ru-RU"/>
         </w:rPr>
-        <w:t>итераций</w:t>
+        <w:t>-я</w:t>
+      </w:r>
+      <w:r>
+        <w:rPr>
+          <w:rFonts w:eastAsiaTheme="minorEastAsia"/>
+          <w:iCs/>
+          <w:color w:val="000000" w:themeColor="text1"/>
+          <w:lang w:val="en-US"/>
+        </w:rPr>
+        <w:t xml:space="preserve"> </w:t>
+      </w:r>
+      <w:r>
+        <w:rPr>
+          <w:rFonts w:eastAsiaTheme="minorEastAsia"/>
+          <w:iCs/>
+          <w:color w:val="000000" w:themeColor="text1"/>
+          <w:lang w:val="ru-RU"/>
+        </w:rPr>
+        <w:t>итерация</w:t>
       </w:r>
       <w:r>
         <w:rPr>
@@ -9464,7 +9460,21 @@
           <w:color w:val="000000" w:themeColor="text1"/>
           <w:lang w:val="ru-RU"/>
         </w:rPr>
-        <w:t xml:space="preserve">5 итераций: </w:t>
+        <w:t>5</w:t>
+      </w:r>
+      <w:r>
+        <w:rPr>
+          <w:color w:val="000000" w:themeColor="text1"/>
+          <w:lang w:val="ru-RU"/>
+        </w:rPr>
+        <w:t>-я итерация</w:t>
+      </w:r>
+      <w:r>
+        <w:rPr>
+          <w:color w:val="000000" w:themeColor="text1"/>
+          <w:lang w:val="ru-RU"/>
+        </w:rPr>
+        <w:t xml:space="preserve">: </w:t>
       </w:r>
       <w:r>
         <w:rPr>
@@ -9560,18 +9570,18 @@
           <w:rFonts w:eastAsiaTheme="minorEastAsia"/>
           <w:iCs/>
           <w:color w:val="000000" w:themeColor="text1"/>
-          <w:lang w:val="en-US"/>
-        </w:rPr>
-        <w:t xml:space="preserve"> </w:t>
+          <w:lang w:val="ru-RU"/>
+        </w:rPr>
+        <w:t>-я</w:t>
       </w:r>
       <w:r>
         <w:rPr>
           <w:rFonts w:eastAsiaTheme="minorEastAsia"/>
           <w:iCs/>
           <w:color w:val="000000" w:themeColor="text1"/>
-          <w:lang w:val="ru-RU"/>
-        </w:rPr>
-        <w:t>итераци</w:t>
+          <w:lang w:val="en-US"/>
+        </w:rPr>
+        <w:t xml:space="preserve"> </w:t>
       </w:r>
       <w:r>
         <w:rPr>
@@ -9580,7 +9590,7 @@
           <w:color w:val="000000" w:themeColor="text1"/>
           <w:lang w:val="ru-RU"/>
         </w:rPr>
-        <w:t>и</w:t>
+        <w:t>итерация</w:t>
       </w:r>
       <w:r>
         <w:rPr>
@@ -9764,22 +9774,1215 @@
     <w:p>
       <w:pPr>
         <w:pStyle w:val="a7"/>
-        <w:numPr>
-          <w:ilvl w:val="0"/>
-          <w:numId w:val="3"/>
-        </w:numPr>
-        <w:rPr>
+        <w:ind w:left="1145" w:firstLine="0"/>
+        <w:rPr>
+          <w:rFonts w:eastAsiaTheme="minorEastAsia"/>
           <w:color w:val="000000" w:themeColor="text1"/>
           <w:lang w:val="ru-RU"/>
         </w:rPr>
       </w:pPr>
       <w:r>
         <w:rPr>
+          <w:color w:val="000000" w:themeColor="text1"/>
+          <w:lang w:val="ru-RU"/>
+        </w:rPr>
+        <w:t xml:space="preserve">Величина </w:t>
+      </w:r>
+      <m:oMath>
+        <m:sSub>
+          <m:sSubPr>
+            <m:ctrlPr>
+              <w:rPr>
+                <w:rFonts w:ascii="Cambria Math" w:hAnsi="Cambria Math"/>
+                <w:i/>
+                <w:color w:val="000000" w:themeColor="text1"/>
+                <w:lang w:val="ru-RU"/>
+              </w:rPr>
+            </m:ctrlPr>
+          </m:sSubPr>
+          <m:e>
+            <m:r>
+              <w:rPr>
+                <w:rFonts w:ascii="Cambria Math" w:hAnsi="Cambria Math"/>
+                <w:color w:val="000000" w:themeColor="text1"/>
+                <w:lang w:val="ru-RU"/>
+              </w:rPr>
+              <m:t>ε</m:t>
+            </m:r>
+          </m:e>
+          <m:sub>
+            <m:r>
+              <w:rPr>
+                <w:rFonts w:ascii="Cambria Math" w:hAnsi="Cambria Math"/>
+                <w:color w:val="000000" w:themeColor="text1"/>
+                <w:lang w:val="ru-RU"/>
+              </w:rPr>
+              <m:t>1</m:t>
+            </m:r>
+          </m:sub>
+        </m:sSub>
+      </m:oMath>
+      <w:r>
+        <w:rPr>
           <w:rFonts w:eastAsiaTheme="minorEastAsia"/>
           <w:color w:val="000000" w:themeColor="text1"/>
           <w:lang w:val="ru-RU"/>
         </w:rPr>
-        <w:t>Точность:</w:t>
+        <w:t xml:space="preserve">ограничивает получаемое значение градиента при котором цикл поиска минимума будет выполнятся. Для приведённых задач такое ограничение весьма большое </w:t>
+      </w:r>
+      <m:oMath>
+        <m:r>
+          <w:rPr>
+            <w:rFonts w:ascii="Cambria Math" w:eastAsiaTheme="minorEastAsia" w:hAnsi="Cambria Math"/>
+            <w:color w:val="000000" w:themeColor="text1"/>
+            <w:lang w:val="ru-RU"/>
+          </w:rPr>
+          <m:t>1&lt;</m:t>
+        </m:r>
+        <m:sSub>
+          <m:sSubPr>
+            <m:ctrlPr>
+              <w:rPr>
+                <w:rFonts w:ascii="Cambria Math" w:eastAsiaTheme="minorEastAsia" w:hAnsi="Cambria Math"/>
+                <w:i/>
+                <w:color w:val="000000" w:themeColor="text1"/>
+                <w:lang w:val="ru-RU"/>
+              </w:rPr>
+            </m:ctrlPr>
+          </m:sSubPr>
+          <m:e>
+            <m:r>
+              <w:rPr>
+                <w:rFonts w:ascii="Cambria Math" w:eastAsiaTheme="minorEastAsia" w:hAnsi="Cambria Math"/>
+                <w:color w:val="000000" w:themeColor="text1"/>
+                <w:lang w:val="ru-RU"/>
+              </w:rPr>
+              <m:t>ε</m:t>
+            </m:r>
+          </m:e>
+          <m:sub>
+            <m:r>
+              <w:rPr>
+                <w:rFonts w:ascii="Cambria Math" w:eastAsiaTheme="minorEastAsia" w:hAnsi="Cambria Math"/>
+                <w:color w:val="000000" w:themeColor="text1"/>
+                <w:lang w:val="ru-RU"/>
+              </w:rPr>
+              <m:t>1</m:t>
+            </m:r>
+          </m:sub>
+        </m:sSub>
+        <m:r>
+          <w:rPr>
+            <w:rFonts w:ascii="Cambria Math" w:eastAsiaTheme="minorEastAsia" w:hAnsi="Cambria Math"/>
+            <w:color w:val="000000" w:themeColor="text1"/>
+            <w:lang w:val="ru-RU"/>
+          </w:rPr>
+          <m:t>&lt;10</m:t>
+        </m:r>
+      </m:oMath>
+      <w:r>
+        <w:rPr>
+          <w:rFonts w:eastAsiaTheme="minorEastAsia"/>
+          <w:color w:val="000000" w:themeColor="text1"/>
+          <w:lang w:val="ru-RU"/>
+        </w:rPr>
+        <w:t xml:space="preserve">. Поэтому в большинстве случаев достаточно ограничится </w:t>
+      </w:r>
+      <w:r>
+        <w:rPr>
+          <w:rFonts w:eastAsiaTheme="minorEastAsia"/>
+          <w:color w:val="000000" w:themeColor="text1"/>
+          <w:lang w:val="ru-RU"/>
+        </w:rPr>
+        <w:lastRenderedPageBreak/>
+        <w:t xml:space="preserve">значением </w:t>
+      </w:r>
+      <m:oMath>
+        <m:sSub>
+          <m:sSubPr>
+            <m:ctrlPr>
+              <w:rPr>
+                <w:rFonts w:ascii="Cambria Math" w:eastAsiaTheme="minorEastAsia" w:hAnsi="Cambria Math"/>
+                <w:i/>
+                <w:color w:val="000000" w:themeColor="text1"/>
+                <w:lang w:val="ru-RU"/>
+              </w:rPr>
+            </m:ctrlPr>
+          </m:sSubPr>
+          <m:e>
+            <m:r>
+              <w:rPr>
+                <w:rFonts w:ascii="Cambria Math" w:eastAsiaTheme="minorEastAsia" w:hAnsi="Cambria Math"/>
+                <w:color w:val="000000" w:themeColor="text1"/>
+                <w:lang w:val="ru-RU"/>
+              </w:rPr>
+              <m:t>ε</m:t>
+            </m:r>
+          </m:e>
+          <m:sub>
+            <m:r>
+              <w:rPr>
+                <w:rFonts w:ascii="Cambria Math" w:eastAsiaTheme="minorEastAsia" w:hAnsi="Cambria Math"/>
+                <w:color w:val="000000" w:themeColor="text1"/>
+                <w:lang w:val="ru-RU"/>
+              </w:rPr>
+              <m:t>1</m:t>
+            </m:r>
+          </m:sub>
+        </m:sSub>
+        <m:r>
+          <w:rPr>
+            <w:rFonts w:ascii="Cambria Math" w:eastAsiaTheme="minorEastAsia" w:hAnsi="Cambria Math"/>
+            <w:color w:val="000000" w:themeColor="text1"/>
+            <w:lang w:val="ru-RU"/>
+          </w:rPr>
+          <m:t>=0,1</m:t>
+        </m:r>
+      </m:oMath>
+      <w:r>
+        <w:rPr>
+          <w:rFonts w:eastAsiaTheme="minorEastAsia"/>
+          <w:color w:val="000000" w:themeColor="text1"/>
+          <w:lang w:val="ru-RU"/>
+        </w:rPr>
+        <w:t xml:space="preserve"> значение ниже не будет вносить никаких изменений.</w:t>
+      </w:r>
+    </w:p>
+    <w:p>
+      <w:pPr>
+        <w:pStyle w:val="a7"/>
+        <w:ind w:left="1145" w:firstLine="0"/>
+        <w:rPr>
+          <w:rFonts w:eastAsiaTheme="minorEastAsia"/>
+          <w:color w:val="000000" w:themeColor="text1"/>
+          <w:lang w:val="ru-RU"/>
+        </w:rPr>
+      </w:pPr>
+      <w:r>
+        <w:rPr>
+          <w:rFonts w:eastAsiaTheme="minorEastAsia"/>
+          <w:color w:val="000000" w:themeColor="text1"/>
+          <w:lang w:val="ru-RU"/>
+        </w:rPr>
+        <w:t xml:space="preserve">Коэффициент </w:t>
+      </w:r>
+      <m:oMath>
+        <m:sSub>
+          <m:sSubPr>
+            <m:ctrlPr>
+              <w:rPr>
+                <w:rFonts w:ascii="Cambria Math" w:eastAsiaTheme="minorEastAsia" w:hAnsi="Cambria Math"/>
+                <w:i/>
+                <w:color w:val="000000" w:themeColor="text1"/>
+                <w:lang w:val="ru-RU"/>
+              </w:rPr>
+            </m:ctrlPr>
+          </m:sSubPr>
+          <m:e>
+            <m:r>
+              <w:rPr>
+                <w:rFonts w:ascii="Cambria Math" w:eastAsiaTheme="minorEastAsia" w:hAnsi="Cambria Math"/>
+                <w:color w:val="000000" w:themeColor="text1"/>
+                <w:lang w:val="ru-RU"/>
+              </w:rPr>
+              <m:t>ε</m:t>
+            </m:r>
+          </m:e>
+          <m:sub>
+            <m:r>
+              <w:rPr>
+                <w:rFonts w:ascii="Cambria Math" w:eastAsiaTheme="minorEastAsia" w:hAnsi="Cambria Math"/>
+                <w:color w:val="000000" w:themeColor="text1"/>
+                <w:lang w:val="ru-RU"/>
+              </w:rPr>
+              <m:t>2</m:t>
+            </m:r>
+          </m:sub>
+        </m:sSub>
+      </m:oMath>
+      <w:r>
+        <w:rPr>
+          <w:rFonts w:eastAsiaTheme="minorEastAsia"/>
+          <w:color w:val="000000" w:themeColor="text1"/>
+          <w:lang w:val="ru-RU"/>
+        </w:rPr>
+        <w:t xml:space="preserve"> влияет на нахождение результата по-другому: меньшее увеличивает точность, но и количество итераций, а большее значение уменьшает точность результата, но и уменьшает количество итераций.</w:t>
+      </w:r>
+    </w:p>
+    <w:p>
+      <w:pPr>
+        <w:pStyle w:val="a7"/>
+        <w:ind w:left="1145" w:firstLine="0"/>
+        <w:rPr>
+          <w:rFonts w:eastAsiaTheme="minorEastAsia"/>
+          <w:color w:val="000000" w:themeColor="text1"/>
+          <w:lang w:val="ru-RU"/>
+        </w:rPr>
+      </w:pPr>
+      <w:r>
+        <w:rPr>
+          <w:rFonts w:eastAsiaTheme="minorEastAsia"/>
+          <w:color w:val="000000" w:themeColor="text1"/>
+          <w:lang w:val="ru-RU"/>
+        </w:rPr>
+        <w:t>Пример:</w:t>
+      </w:r>
+    </w:p>
+    <w:p>
+      <w:pPr>
+        <w:pStyle w:val="a7"/>
+        <w:ind w:left="1145" w:firstLine="0"/>
+        <w:rPr>
+          <w:rFonts w:eastAsiaTheme="minorEastAsia"/>
+          <w:color w:val="000000" w:themeColor="text1"/>
+          <w:lang w:val="ru-RU"/>
+        </w:rPr>
+      </w:pPr>
+      <w:r>
+        <w:rPr>
+          <w:color w:val="000000" w:themeColor="text1"/>
+          <w:lang w:val="ru-RU"/>
+        </w:rPr>
+        <w:t xml:space="preserve">Для задачи </w:t>
+      </w:r>
+      <m:oMath>
+        <m:r>
+          <w:rPr>
+            <w:rFonts w:ascii="Cambria Math" w:hAnsi="Cambria Math"/>
+            <w:color w:val="000000" w:themeColor="text1"/>
+            <w:lang w:val="ru-RU"/>
+          </w:rPr>
+          <m:t>f</m:t>
+        </m:r>
+        <m:d>
+          <m:dPr>
+            <m:ctrlPr>
+              <w:rPr>
+                <w:rFonts w:ascii="Cambria Math" w:hAnsi="Cambria Math"/>
+                <w:i/>
+                <w:color w:val="000000" w:themeColor="text1"/>
+                <w:lang w:val="ru-RU"/>
+              </w:rPr>
+            </m:ctrlPr>
+          </m:dPr>
+          <m:e>
+            <m:r>
+              <w:rPr>
+                <w:rFonts w:ascii="Cambria Math" w:hAnsi="Cambria Math"/>
+                <w:color w:val="000000" w:themeColor="text1"/>
+                <w:lang w:val="ru-RU"/>
+              </w:rPr>
+              <m:t>x</m:t>
+            </m:r>
+          </m:e>
+        </m:d>
+        <m:r>
+          <w:rPr>
+            <w:rFonts w:ascii="Cambria Math" w:hAnsi="Cambria Math"/>
+            <w:color w:val="000000" w:themeColor="text1"/>
+            <w:lang w:val="ru-RU"/>
+          </w:rPr>
+          <m:t>=</m:t>
+        </m:r>
+        <m:sSup>
+          <m:sSupPr>
+            <m:ctrlPr>
+              <w:rPr>
+                <w:rFonts w:ascii="Cambria Math" w:hAnsi="Cambria Math"/>
+                <w:i/>
+                <w:color w:val="000000" w:themeColor="text1"/>
+                <w:lang w:val="ru-RU"/>
+              </w:rPr>
+            </m:ctrlPr>
+          </m:sSupPr>
+          <m:e>
+            <m:d>
+              <m:dPr>
+                <m:ctrlPr>
+                  <w:rPr>
+                    <w:rFonts w:ascii="Cambria Math" w:hAnsi="Cambria Math"/>
+                    <w:i/>
+                    <w:color w:val="000000" w:themeColor="text1"/>
+                    <w:lang w:val="ru-RU"/>
+                  </w:rPr>
+                </m:ctrlPr>
+              </m:dPr>
+              <m:e>
+                <m:sSubSup>
+                  <m:sSubSupPr>
+                    <m:ctrlPr>
+                      <w:rPr>
+                        <w:rFonts w:ascii="Cambria Math" w:hAnsi="Cambria Math"/>
+                        <w:i/>
+                        <w:color w:val="000000" w:themeColor="text1"/>
+                        <w:lang w:val="ru-RU"/>
+                      </w:rPr>
+                    </m:ctrlPr>
+                  </m:sSubSupPr>
+                  <m:e>
+                    <m:r>
+                      <w:rPr>
+                        <w:rFonts w:ascii="Cambria Math" w:hAnsi="Cambria Math"/>
+                        <w:color w:val="000000" w:themeColor="text1"/>
+                        <w:lang w:val="ru-RU"/>
+                      </w:rPr>
+                      <m:t>x</m:t>
+                    </m:r>
+                  </m:e>
+                  <m:sub>
+                    <m:r>
+                      <w:rPr>
+                        <w:rFonts w:ascii="Cambria Math" w:hAnsi="Cambria Math"/>
+                        <w:color w:val="000000" w:themeColor="text1"/>
+                        <w:lang w:val="ru-RU"/>
+                      </w:rPr>
+                      <m:t>1</m:t>
+                    </m:r>
+                  </m:sub>
+                  <m:sup>
+                    <m:r>
+                      <w:rPr>
+                        <w:rFonts w:ascii="Cambria Math" w:hAnsi="Cambria Math"/>
+                        <w:color w:val="000000" w:themeColor="text1"/>
+                        <w:lang w:val="ru-RU"/>
+                      </w:rPr>
+                      <m:t>2</m:t>
+                    </m:r>
+                  </m:sup>
+                </m:sSubSup>
+                <m:r>
+                  <w:rPr>
+                    <w:rFonts w:ascii="Cambria Math" w:hAnsi="Cambria Math"/>
+                    <w:color w:val="000000" w:themeColor="text1"/>
+                    <w:lang w:val="ru-RU"/>
+                  </w:rPr>
+                  <m:t>+</m:t>
+                </m:r>
+                <m:sSub>
+                  <m:sSubPr>
+                    <m:ctrlPr>
+                      <w:rPr>
+                        <w:rFonts w:ascii="Cambria Math" w:hAnsi="Cambria Math"/>
+                        <w:i/>
+                        <w:color w:val="000000" w:themeColor="text1"/>
+                        <w:lang w:val="ru-RU"/>
+                      </w:rPr>
+                    </m:ctrlPr>
+                  </m:sSubPr>
+                  <m:e>
+                    <m:r>
+                      <w:rPr>
+                        <w:rFonts w:ascii="Cambria Math" w:hAnsi="Cambria Math"/>
+                        <w:color w:val="000000" w:themeColor="text1"/>
+                        <w:lang w:val="ru-RU"/>
+                      </w:rPr>
+                      <m:t>x</m:t>
+                    </m:r>
+                  </m:e>
+                  <m:sub>
+                    <m:r>
+                      <w:rPr>
+                        <w:rFonts w:ascii="Cambria Math" w:hAnsi="Cambria Math"/>
+                        <w:color w:val="000000" w:themeColor="text1"/>
+                        <w:lang w:val="ru-RU"/>
+                      </w:rPr>
+                      <m:t>2</m:t>
+                    </m:r>
+                  </m:sub>
+                </m:sSub>
+                <m:r>
+                  <w:rPr>
+                    <w:rFonts w:ascii="Cambria Math" w:hAnsi="Cambria Math"/>
+                    <w:color w:val="000000" w:themeColor="text1"/>
+                    <w:lang w:val="ru-RU"/>
+                  </w:rPr>
+                  <m:t>-11</m:t>
+                </m:r>
+              </m:e>
+            </m:d>
+          </m:e>
+          <m:sup>
+            <m:r>
+              <w:rPr>
+                <w:rFonts w:ascii="Cambria Math" w:hAnsi="Cambria Math"/>
+                <w:color w:val="000000" w:themeColor="text1"/>
+                <w:lang w:val="ru-RU"/>
+              </w:rPr>
+              <m:t>2</m:t>
+            </m:r>
+          </m:sup>
+        </m:sSup>
+        <m:r>
+          <w:rPr>
+            <w:rFonts w:ascii="Cambria Math" w:hAnsi="Cambria Math"/>
+            <w:color w:val="000000" w:themeColor="text1"/>
+            <w:lang w:val="ru-RU"/>
+          </w:rPr>
+          <m:t>+</m:t>
+        </m:r>
+        <m:sSup>
+          <m:sSupPr>
+            <m:ctrlPr>
+              <w:rPr>
+                <w:rFonts w:ascii="Cambria Math" w:hAnsi="Cambria Math"/>
+                <w:i/>
+                <w:color w:val="000000" w:themeColor="text1"/>
+                <w:lang w:val="ru-RU"/>
+              </w:rPr>
+            </m:ctrlPr>
+          </m:sSupPr>
+          <m:e>
+            <m:d>
+              <m:dPr>
+                <m:ctrlPr>
+                  <w:rPr>
+                    <w:rFonts w:ascii="Cambria Math" w:hAnsi="Cambria Math"/>
+                    <w:i/>
+                    <w:color w:val="000000" w:themeColor="text1"/>
+                    <w:lang w:val="ru-RU"/>
+                  </w:rPr>
+                </m:ctrlPr>
+              </m:dPr>
+              <m:e>
+                <m:sSub>
+                  <m:sSubPr>
+                    <m:ctrlPr>
+                      <w:rPr>
+                        <w:rFonts w:ascii="Cambria Math" w:hAnsi="Cambria Math"/>
+                        <w:i/>
+                        <w:color w:val="000000" w:themeColor="text1"/>
+                        <w:lang w:val="ru-RU"/>
+                      </w:rPr>
+                    </m:ctrlPr>
+                  </m:sSubPr>
+                  <m:e>
+                    <m:r>
+                      <w:rPr>
+                        <w:rFonts w:ascii="Cambria Math" w:hAnsi="Cambria Math"/>
+                        <w:color w:val="000000" w:themeColor="text1"/>
+                        <w:lang w:val="ru-RU"/>
+                      </w:rPr>
+                      <m:t>x</m:t>
+                    </m:r>
+                  </m:e>
+                  <m:sub>
+                    <m:r>
+                      <w:rPr>
+                        <w:rFonts w:ascii="Cambria Math" w:hAnsi="Cambria Math"/>
+                        <w:color w:val="000000" w:themeColor="text1"/>
+                        <w:lang w:val="ru-RU"/>
+                      </w:rPr>
+                      <m:t>1</m:t>
+                    </m:r>
+                  </m:sub>
+                </m:sSub>
+                <m:r>
+                  <w:rPr>
+                    <w:rFonts w:ascii="Cambria Math" w:hAnsi="Cambria Math"/>
+                    <w:color w:val="000000" w:themeColor="text1"/>
+                    <w:lang w:val="ru-RU"/>
+                  </w:rPr>
+                  <m:t>+</m:t>
+                </m:r>
+                <m:sSubSup>
+                  <m:sSubSupPr>
+                    <m:ctrlPr>
+                      <w:rPr>
+                        <w:rFonts w:ascii="Cambria Math" w:hAnsi="Cambria Math"/>
+                        <w:i/>
+                        <w:color w:val="000000" w:themeColor="text1"/>
+                        <w:lang w:val="ru-RU"/>
+                      </w:rPr>
+                    </m:ctrlPr>
+                  </m:sSubSupPr>
+                  <m:e>
+                    <m:r>
+                      <w:rPr>
+                        <w:rFonts w:ascii="Cambria Math" w:hAnsi="Cambria Math"/>
+                        <w:color w:val="000000" w:themeColor="text1"/>
+                        <w:lang w:val="ru-RU"/>
+                      </w:rPr>
+                      <m:t>x</m:t>
+                    </m:r>
+                  </m:e>
+                  <m:sub>
+                    <m:r>
+                      <w:rPr>
+                        <w:rFonts w:ascii="Cambria Math" w:hAnsi="Cambria Math"/>
+                        <w:color w:val="000000" w:themeColor="text1"/>
+                        <w:lang w:val="ru-RU"/>
+                      </w:rPr>
+                      <m:t>2</m:t>
+                    </m:r>
+                  </m:sub>
+                  <m:sup>
+                    <m:r>
+                      <w:rPr>
+                        <w:rFonts w:ascii="Cambria Math" w:hAnsi="Cambria Math"/>
+                        <w:color w:val="000000" w:themeColor="text1"/>
+                        <w:lang w:val="ru-RU"/>
+                      </w:rPr>
+                      <m:t>2</m:t>
+                    </m:r>
+                  </m:sup>
+                </m:sSubSup>
+                <m:r>
+                  <w:rPr>
+                    <w:rFonts w:ascii="Cambria Math" w:hAnsi="Cambria Math"/>
+                    <w:color w:val="000000" w:themeColor="text1"/>
+                    <w:lang w:val="ru-RU"/>
+                  </w:rPr>
+                  <m:t>-7</m:t>
+                </m:r>
+              </m:e>
+            </m:d>
+          </m:e>
+          <m:sup>
+            <m:r>
+              <w:rPr>
+                <w:rFonts w:ascii="Cambria Math" w:hAnsi="Cambria Math"/>
+                <w:color w:val="000000" w:themeColor="text1"/>
+                <w:lang w:val="ru-RU"/>
+              </w:rPr>
+              <m:t>2</m:t>
+            </m:r>
+          </m:sup>
+        </m:sSup>
+        <m:r>
+          <w:rPr>
+            <w:rFonts w:ascii="Cambria Math" w:hAnsi="Cambria Math"/>
+            <w:color w:val="000000" w:themeColor="text1"/>
+            <w:lang w:val="ru-RU"/>
+          </w:rPr>
+          <m:t>→min</m:t>
+        </m:r>
+      </m:oMath>
+    </w:p>
+    <w:p>
+      <w:pPr>
+        <w:pStyle w:val="a7"/>
+        <w:ind w:left="1145" w:firstLine="0"/>
+        <w:rPr>
+          <w:rFonts w:eastAsiaTheme="minorEastAsia"/>
+          <w:color w:val="000000" w:themeColor="text1"/>
+          <w:lang w:val="ru-RU"/>
+        </w:rPr>
+      </w:pPr>
+      <m:oMathPara>
+        <m:oMath>
+          <m:sSub>
+            <m:sSubPr>
+              <m:ctrlPr>
+                <w:rPr>
+                  <w:rFonts w:ascii="Cambria Math" w:eastAsiaTheme="minorEastAsia" w:hAnsi="Cambria Math"/>
+                  <w:i/>
+                  <w:color w:val="000000" w:themeColor="text1"/>
+                  <w:lang w:val="ru-RU"/>
+                </w:rPr>
+              </m:ctrlPr>
+            </m:sSubPr>
+            <m:e>
+              <m:r>
+                <w:rPr>
+                  <w:rFonts w:ascii="Cambria Math" w:eastAsiaTheme="minorEastAsia" w:hAnsi="Cambria Math"/>
+                  <w:color w:val="000000" w:themeColor="text1"/>
+                  <w:lang w:val="ru-RU"/>
+                </w:rPr>
+                <m:t>x</m:t>
+              </m:r>
+            </m:e>
+            <m:sub>
+              <m:r>
+                <w:rPr>
+                  <w:rFonts w:ascii="Cambria Math" w:eastAsiaTheme="minorEastAsia" w:hAnsi="Cambria Math"/>
+                  <w:color w:val="000000" w:themeColor="text1"/>
+                  <w:lang w:val="ru-RU"/>
+                </w:rPr>
+                <m:t>0</m:t>
+              </m:r>
+            </m:sub>
+          </m:sSub>
+          <m:r>
+            <w:rPr>
+              <w:rFonts w:ascii="Cambria Math" w:eastAsiaTheme="minorEastAsia" w:hAnsi="Cambria Math"/>
+              <w:color w:val="000000" w:themeColor="text1"/>
+              <w:lang w:val="ru-RU"/>
+            </w:rPr>
+            <m:t>=</m:t>
+          </m:r>
+          <m:d>
+            <m:dPr>
+              <m:ctrlPr>
+                <w:rPr>
+                  <w:rFonts w:ascii="Cambria Math" w:eastAsiaTheme="minorEastAsia" w:hAnsi="Cambria Math"/>
+                  <w:i/>
+                  <w:color w:val="000000" w:themeColor="text1"/>
+                  <w:lang w:val="ru-RU"/>
+                </w:rPr>
+              </m:ctrlPr>
+            </m:dPr>
+            <m:e>
+              <m:r>
+                <w:rPr>
+                  <w:rFonts w:ascii="Cambria Math" w:eastAsiaTheme="minorEastAsia" w:hAnsi="Cambria Math"/>
+                  <w:color w:val="000000" w:themeColor="text1"/>
+                  <w:lang w:val="ru-RU"/>
+                </w:rPr>
+                <m:t>0,0</m:t>
+              </m:r>
+            </m:e>
+          </m:d>
+          <m:r>
+            <w:rPr>
+              <w:rFonts w:ascii="Cambria Math" w:eastAsiaTheme="minorEastAsia" w:hAnsi="Cambria Math"/>
+              <w:color w:val="000000" w:themeColor="text1"/>
+              <w:lang w:val="ru-RU"/>
+            </w:rPr>
+            <m:t>;</m:t>
+          </m:r>
+          <m:sSub>
+            <m:sSubPr>
+              <m:ctrlPr>
+                <w:rPr>
+                  <w:rFonts w:ascii="Cambria Math" w:eastAsiaTheme="minorEastAsia" w:hAnsi="Cambria Math"/>
+                  <w:i/>
+                  <w:color w:val="000000" w:themeColor="text1"/>
+                  <w:lang w:val="ru-RU"/>
+                </w:rPr>
+              </m:ctrlPr>
+            </m:sSubPr>
+            <m:e>
+              <m:r>
+                <w:rPr>
+                  <w:rFonts w:ascii="Cambria Math" w:eastAsiaTheme="minorEastAsia" w:hAnsi="Cambria Math"/>
+                  <w:color w:val="000000" w:themeColor="text1"/>
+                  <w:lang w:val="ru-RU"/>
+                </w:rPr>
+                <m:t>ε</m:t>
+              </m:r>
+            </m:e>
+            <m:sub>
+              <m:r>
+                <w:rPr>
+                  <w:rFonts w:ascii="Cambria Math" w:eastAsiaTheme="minorEastAsia" w:hAnsi="Cambria Math"/>
+                  <w:color w:val="000000" w:themeColor="text1"/>
+                  <w:lang w:val="ru-RU"/>
+                </w:rPr>
+                <m:t>1</m:t>
+              </m:r>
+            </m:sub>
+          </m:sSub>
+          <m:r>
+            <w:rPr>
+              <w:rFonts w:ascii="Cambria Math" w:eastAsiaTheme="minorEastAsia" w:hAnsi="Cambria Math"/>
+              <w:color w:val="000000" w:themeColor="text1"/>
+              <w:lang w:val="ru-RU"/>
+            </w:rPr>
+            <m:t>=0,1;</m:t>
+          </m:r>
+          <m:sSub>
+            <m:sSubPr>
+              <m:ctrlPr>
+                <w:rPr>
+                  <w:rFonts w:ascii="Cambria Math" w:eastAsiaTheme="minorEastAsia" w:hAnsi="Cambria Math"/>
+                  <w:i/>
+                  <w:color w:val="000000" w:themeColor="text1"/>
+                  <w:lang w:val="ru-RU"/>
+                </w:rPr>
+              </m:ctrlPr>
+            </m:sSubPr>
+            <m:e>
+              <m:r>
+                <w:rPr>
+                  <w:rFonts w:ascii="Cambria Math" w:eastAsiaTheme="minorEastAsia" w:hAnsi="Cambria Math"/>
+                  <w:color w:val="000000" w:themeColor="text1"/>
+                  <w:lang w:val="ru-RU"/>
+                </w:rPr>
+                <m:t>ε</m:t>
+              </m:r>
+            </m:e>
+            <m:sub>
+              <m:r>
+                <w:rPr>
+                  <w:rFonts w:ascii="Cambria Math" w:eastAsiaTheme="minorEastAsia" w:hAnsi="Cambria Math"/>
+                  <w:color w:val="000000" w:themeColor="text1"/>
+                  <w:lang w:val="ru-RU"/>
+                </w:rPr>
+                <m:t>2</m:t>
+              </m:r>
+            </m:sub>
+          </m:sSub>
+          <m:r>
+            <w:rPr>
+              <w:rFonts w:ascii="Cambria Math" w:eastAsiaTheme="minorEastAsia" w:hAnsi="Cambria Math"/>
+              <w:color w:val="000000" w:themeColor="text1"/>
+              <w:lang w:val="ru-RU"/>
+            </w:rPr>
+            <m:t>=0,1</m:t>
+          </m:r>
+        </m:oMath>
+      </m:oMathPara>
+    </w:p>
+    <w:p>
+      <w:pPr>
+        <w:pStyle w:val="a7"/>
+        <w:ind w:left="1145" w:firstLine="0"/>
+        <w:rPr>
+          <w:rFonts w:eastAsiaTheme="minorEastAsia"/>
+          <w:color w:val="000000" w:themeColor="text1"/>
+          <w:lang w:val="ru-RU"/>
+        </w:rPr>
+      </w:pPr>
+      <w:r>
+        <w:rPr>
+          <w:rFonts w:eastAsiaTheme="minorEastAsia"/>
+          <w:color w:val="000000" w:themeColor="text1"/>
+          <w:lang w:val="ru-RU"/>
+        </w:rPr>
+        <w:t xml:space="preserve">Значение </w:t>
+      </w:r>
+      <m:oMath>
+        <m:sSub>
+          <m:sSubPr>
+            <m:ctrlPr>
+              <w:rPr>
+                <w:rFonts w:ascii="Cambria Math" w:eastAsiaTheme="minorEastAsia" w:hAnsi="Cambria Math"/>
+                <w:i/>
+                <w:color w:val="000000" w:themeColor="text1"/>
+                <w:lang w:val="ru-RU"/>
+              </w:rPr>
+            </m:ctrlPr>
+          </m:sSubPr>
+          <m:e>
+            <m:r>
+              <w:rPr>
+                <w:rFonts w:ascii="Cambria Math" w:eastAsiaTheme="minorEastAsia" w:hAnsi="Cambria Math"/>
+                <w:color w:val="000000" w:themeColor="text1"/>
+                <w:lang w:val="ru-RU"/>
+              </w:rPr>
+              <m:t>ε</m:t>
+            </m:r>
+          </m:e>
+          <m:sub>
+            <m:r>
+              <w:rPr>
+                <w:rFonts w:ascii="Cambria Math" w:eastAsiaTheme="minorEastAsia" w:hAnsi="Cambria Math"/>
+                <w:color w:val="000000" w:themeColor="text1"/>
+                <w:lang w:val="ru-RU"/>
+              </w:rPr>
+              <m:t>2</m:t>
+            </m:r>
+          </m:sub>
+        </m:sSub>
+        <m:r>
+          <w:rPr>
+            <w:rFonts w:ascii="Cambria Math" w:eastAsiaTheme="minorEastAsia" w:hAnsi="Cambria Math"/>
+            <w:color w:val="000000" w:themeColor="text1"/>
+            <w:lang w:val="ru-RU"/>
+          </w:rPr>
+          <m:t>=</m:t>
+        </m:r>
+        <m:r>
+          <w:rPr>
+            <w:rFonts w:ascii="Cambria Math" w:eastAsiaTheme="minorEastAsia" w:hAnsi="Cambria Math"/>
+            <w:color w:val="000000" w:themeColor="text1"/>
+            <w:lang w:val="ru-RU"/>
+          </w:rPr>
+          <m:t>0,1</m:t>
+        </m:r>
+      </m:oMath>
+      <w:r>
+        <w:rPr>
+          <w:rFonts w:eastAsiaTheme="minorEastAsia"/>
+          <w:color w:val="000000" w:themeColor="text1"/>
+          <w:lang w:val="ru-RU"/>
+        </w:rPr>
+        <w:t xml:space="preserve"> приводит к результату </w:t>
+      </w:r>
+      <w:r>
+        <w:rPr>
+          <w:rFonts w:eastAsiaTheme="minorEastAsia"/>
+          <w:color w:val="000000" w:themeColor="text1"/>
+          <w:lang w:val="ru-RU"/>
+        </w:rPr>
+        <w:t>(0.002, 0.002)</w:t>
+      </w:r>
+      <w:r>
+        <w:rPr>
+          <w:rFonts w:eastAsiaTheme="minorEastAsia"/>
+          <w:color w:val="000000" w:themeColor="text1"/>
+          <w:lang w:val="ru-RU"/>
+        </w:rPr>
+        <w:t>, при котором:</w:t>
+      </w:r>
+    </w:p>
+    <w:p>
+      <w:pPr>
+        <w:pStyle w:val="a7"/>
+        <w:ind w:left="1145" w:firstLine="0"/>
+        <w:rPr>
+          <w:rFonts w:eastAsiaTheme="minorEastAsia"/>
+          <w:i/>
+          <w:color w:val="000000" w:themeColor="text1"/>
+          <w:lang w:val="ru-RU"/>
+        </w:rPr>
+      </w:pPr>
+      <m:oMathPara>
+        <m:oMath>
+          <m:r>
+            <w:rPr>
+              <w:rFonts w:ascii="Cambria Math" w:hAnsi="Cambria Math"/>
+              <w:color w:val="000000" w:themeColor="text1"/>
+              <w:lang w:val="ru-RU"/>
+            </w:rPr>
+            <m:t>f(</m:t>
+          </m:r>
+          <m:sSub>
+            <m:sSubPr>
+              <m:ctrlPr>
+                <w:rPr>
+                  <w:rFonts w:ascii="Cambria Math" w:hAnsi="Cambria Math"/>
+                  <w:i/>
+                  <w:color w:val="000000" w:themeColor="text1"/>
+                  <w:lang w:val="ru-RU"/>
+                </w:rPr>
+              </m:ctrlPr>
+            </m:sSubPr>
+            <m:e>
+              <m:r>
+                <w:rPr>
+                  <w:rFonts w:ascii="Cambria Math" w:hAnsi="Cambria Math"/>
+                  <w:color w:val="000000" w:themeColor="text1"/>
+                  <w:lang w:val="ru-RU"/>
+                </w:rPr>
+                <m:t>x</m:t>
+              </m:r>
+            </m:e>
+            <m:sub>
+              <m:r>
+                <w:rPr>
+                  <w:rFonts w:ascii="Cambria Math" w:hAnsi="Cambria Math"/>
+                  <w:color w:val="000000" w:themeColor="text1"/>
+                  <w:lang w:val="ru-RU"/>
+                </w:rPr>
+                <m:t>1</m:t>
+              </m:r>
+            </m:sub>
+          </m:sSub>
+          <m:r>
+            <w:rPr>
+              <w:rFonts w:ascii="Cambria Math" w:hAnsi="Cambria Math"/>
+              <w:color w:val="000000" w:themeColor="text1"/>
+              <w:lang w:val="ru-RU"/>
+            </w:rPr>
+            <m:t xml:space="preserve">, </m:t>
+          </m:r>
+          <m:sSub>
+            <m:sSubPr>
+              <m:ctrlPr>
+                <w:rPr>
+                  <w:rFonts w:ascii="Cambria Math" w:hAnsi="Cambria Math"/>
+                  <w:i/>
+                  <w:color w:val="000000" w:themeColor="text1"/>
+                  <w:lang w:val="ru-RU"/>
+                </w:rPr>
+              </m:ctrlPr>
+            </m:sSubPr>
+            <m:e>
+              <m:r>
+                <w:rPr>
+                  <w:rFonts w:ascii="Cambria Math" w:hAnsi="Cambria Math"/>
+                  <w:color w:val="000000" w:themeColor="text1"/>
+                  <w:lang w:val="ru-RU"/>
+                </w:rPr>
+                <m:t>x</m:t>
+              </m:r>
+            </m:e>
+            <m:sub>
+              <m:r>
+                <w:rPr>
+                  <w:rFonts w:ascii="Cambria Math" w:hAnsi="Cambria Math"/>
+                  <w:color w:val="000000" w:themeColor="text1"/>
+                  <w:lang w:val="ru-RU"/>
+                </w:rPr>
+                <m:t>2</m:t>
+              </m:r>
+            </m:sub>
+          </m:sSub>
+          <m:r>
+            <w:rPr>
+              <w:rFonts w:ascii="Cambria Math" w:hAnsi="Cambria Math"/>
+              <w:color w:val="000000" w:themeColor="text1"/>
+              <w:lang w:val="ru-RU"/>
+            </w:rPr>
+            <m:t>) -&gt; min: 1.992000000064</m:t>
+          </m:r>
+        </m:oMath>
+      </m:oMathPara>
+    </w:p>
+    <w:p>
+      <w:pPr>
+        <w:pStyle w:val="a7"/>
+        <w:ind w:left="1145" w:firstLine="0"/>
+        <w:rPr>
+          <w:rFonts w:eastAsiaTheme="minorEastAsia"/>
+          <w:color w:val="000000" w:themeColor="text1"/>
+          <w:lang w:val="ru-RU"/>
+        </w:rPr>
+      </w:pPr>
+      <w:r>
+        <w:rPr>
+          <w:rFonts w:eastAsiaTheme="minorEastAsia"/>
+          <w:color w:val="000000" w:themeColor="text1"/>
+          <w:lang w:val="ru-RU"/>
+        </w:rPr>
+        <w:t>на 0-ой итерации.</w:t>
+      </w:r>
+    </w:p>
+    <w:p>
+      <w:pPr>
+        <w:pStyle w:val="a7"/>
+        <w:ind w:left="1145" w:firstLine="0"/>
+        <w:rPr>
+          <w:rFonts w:eastAsiaTheme="minorEastAsia"/>
+          <w:color w:val="000000" w:themeColor="text1"/>
+          <w:lang w:val="ru-RU"/>
+        </w:rPr>
+      </w:pPr>
+      <w:r>
+        <w:rPr>
+          <w:rFonts w:eastAsiaTheme="minorEastAsia"/>
+          <w:color w:val="000000" w:themeColor="text1"/>
+          <w:lang w:val="ru-RU"/>
+        </w:rPr>
+        <w:t xml:space="preserve">Значение </w:t>
+      </w:r>
+      <m:oMath>
+        <m:sSub>
+          <m:sSubPr>
+            <m:ctrlPr>
+              <w:rPr>
+                <w:rFonts w:ascii="Cambria Math" w:eastAsiaTheme="minorEastAsia" w:hAnsi="Cambria Math"/>
+                <w:i/>
+                <w:color w:val="000000" w:themeColor="text1"/>
+                <w:lang w:val="ru-RU"/>
+              </w:rPr>
+            </m:ctrlPr>
+          </m:sSubPr>
+          <m:e>
+            <m:r>
+              <w:rPr>
+                <w:rFonts w:ascii="Cambria Math" w:eastAsiaTheme="minorEastAsia" w:hAnsi="Cambria Math"/>
+                <w:color w:val="000000" w:themeColor="text1"/>
+                <w:lang w:val="ru-RU"/>
+              </w:rPr>
+              <m:t>ε</m:t>
+            </m:r>
+          </m:e>
+          <m:sub>
+            <m:r>
+              <w:rPr>
+                <w:rFonts w:ascii="Cambria Math" w:eastAsiaTheme="minorEastAsia" w:hAnsi="Cambria Math"/>
+                <w:color w:val="000000" w:themeColor="text1"/>
+                <w:lang w:val="ru-RU"/>
+              </w:rPr>
+              <m:t>2</m:t>
+            </m:r>
+          </m:sub>
+        </m:sSub>
+        <m:r>
+          <w:rPr>
+            <w:rFonts w:ascii="Cambria Math" w:eastAsiaTheme="minorEastAsia" w:hAnsi="Cambria Math"/>
+            <w:color w:val="000000" w:themeColor="text1"/>
+            <w:lang w:val="ru-RU"/>
+          </w:rPr>
+          <m:t>=</m:t>
+        </m:r>
+        <m:r>
+          <w:rPr>
+            <w:rFonts w:ascii="Cambria Math" w:eastAsiaTheme="minorEastAsia" w:hAnsi="Cambria Math"/>
+            <w:color w:val="000000" w:themeColor="text1"/>
+            <w:lang w:val="ru-RU"/>
+          </w:rPr>
+          <m:t>0,</m:t>
+        </m:r>
+        <m:r>
+          <w:rPr>
+            <w:rFonts w:ascii="Cambria Math" w:eastAsiaTheme="minorEastAsia" w:hAnsi="Cambria Math"/>
+            <w:color w:val="000000" w:themeColor="text1"/>
+            <w:lang w:val="ru-RU"/>
+          </w:rPr>
+          <m:t>00</m:t>
+        </m:r>
+        <m:r>
+          <w:rPr>
+            <w:rFonts w:ascii="Cambria Math" w:eastAsiaTheme="minorEastAsia" w:hAnsi="Cambria Math"/>
+            <w:color w:val="000000" w:themeColor="text1"/>
+            <w:lang w:val="ru-RU"/>
+          </w:rPr>
+          <m:t>1</m:t>
+        </m:r>
+      </m:oMath>
+      <w:r>
+        <w:rPr>
+          <w:rFonts w:eastAsiaTheme="minorEastAsia"/>
+          <w:color w:val="000000" w:themeColor="text1"/>
+          <w:lang w:val="ru-RU"/>
+        </w:rPr>
+        <w:t xml:space="preserve"> </w:t>
+      </w:r>
+      <w:r>
+        <w:rPr>
+          <w:rFonts w:eastAsiaTheme="minorEastAsia"/>
+          <w:color w:val="000000" w:themeColor="text1"/>
+          <w:lang w:val="ru-RU"/>
+        </w:rPr>
+        <w:t>приводит к результату</w:t>
+      </w:r>
+      <w:r>
+        <w:rPr>
+          <w:rFonts w:eastAsiaTheme="minorEastAsia"/>
+          <w:color w:val="000000" w:themeColor="text1"/>
+          <w:lang w:val="ru-RU"/>
+        </w:rPr>
+        <w:t xml:space="preserve"> </w:t>
+      </w:r>
+      <w:r>
+        <w:rPr>
+          <w:rFonts w:eastAsiaTheme="minorEastAsia"/>
+          <w:color w:val="000000" w:themeColor="text1"/>
+          <w:lang w:val="ru-RU"/>
+        </w:rPr>
+        <w:t>(0.5457781323416895, 0.5457781323416895)</w:t>
+      </w:r>
+      <w:r>
+        <w:rPr>
+          <w:rFonts w:eastAsiaTheme="minorEastAsia"/>
+          <w:color w:val="000000" w:themeColor="text1"/>
+          <w:lang w:val="ru-RU"/>
+        </w:rPr>
+        <w:t>, при котором:</w:t>
+      </w:r>
+    </w:p>
+    <w:p>
+      <w:pPr>
+        <w:pStyle w:val="a7"/>
+        <w:ind w:left="1145" w:firstLine="0"/>
+        <w:rPr>
+          <w:rFonts w:eastAsiaTheme="minorEastAsia"/>
+          <w:color w:val="000000" w:themeColor="text1"/>
+          <w:lang w:val="ru-RU"/>
+        </w:rPr>
+      </w:pPr>
+      <m:oMathPara>
+        <m:oMath>
+          <m:r>
+            <w:rPr>
+              <w:rFonts w:ascii="Cambria Math" w:hAnsi="Cambria Math"/>
+              <w:color w:val="000000" w:themeColor="text1"/>
+              <w:lang w:val="ru-RU"/>
+            </w:rPr>
+            <m:t>f(</m:t>
+          </m:r>
+          <m:sSub>
+            <m:sSubPr>
+              <m:ctrlPr>
+                <w:rPr>
+                  <w:rFonts w:ascii="Cambria Math" w:hAnsi="Cambria Math"/>
+                  <w:i/>
+                  <w:color w:val="000000" w:themeColor="text1"/>
+                  <w:lang w:val="ru-RU"/>
+                </w:rPr>
+              </m:ctrlPr>
+            </m:sSubPr>
+            <m:e>
+              <m:r>
+                <w:rPr>
+                  <w:rFonts w:ascii="Cambria Math" w:hAnsi="Cambria Math"/>
+                  <w:color w:val="000000" w:themeColor="text1"/>
+                  <w:lang w:val="ru-RU"/>
+                </w:rPr>
+                <m:t>x</m:t>
+              </m:r>
+            </m:e>
+            <m:sub>
+              <m:r>
+                <w:rPr>
+                  <w:rFonts w:ascii="Cambria Math" w:hAnsi="Cambria Math"/>
+                  <w:color w:val="000000" w:themeColor="text1"/>
+                  <w:lang w:val="ru-RU"/>
+                </w:rPr>
+                <m:t>1</m:t>
+              </m:r>
+            </m:sub>
+          </m:sSub>
+          <m:r>
+            <w:rPr>
+              <w:rFonts w:ascii="Cambria Math" w:hAnsi="Cambria Math"/>
+              <w:color w:val="000000" w:themeColor="text1"/>
+              <w:lang w:val="ru-RU"/>
+            </w:rPr>
+            <m:t xml:space="preserve">, </m:t>
+          </m:r>
+          <m:sSub>
+            <m:sSubPr>
+              <m:ctrlPr>
+                <w:rPr>
+                  <w:rFonts w:ascii="Cambria Math" w:hAnsi="Cambria Math"/>
+                  <w:i/>
+                  <w:color w:val="000000" w:themeColor="text1"/>
+                  <w:lang w:val="ru-RU"/>
+                </w:rPr>
+              </m:ctrlPr>
+            </m:sSubPr>
+            <m:e>
+              <m:r>
+                <w:rPr>
+                  <w:rFonts w:ascii="Cambria Math" w:hAnsi="Cambria Math"/>
+                  <w:color w:val="000000" w:themeColor="text1"/>
+                  <w:lang w:val="ru-RU"/>
+                </w:rPr>
+                <m:t>x</m:t>
+              </m:r>
+            </m:e>
+            <m:sub>
+              <m:r>
+                <w:rPr>
+                  <w:rFonts w:ascii="Cambria Math" w:hAnsi="Cambria Math"/>
+                  <w:color w:val="000000" w:themeColor="text1"/>
+                  <w:lang w:val="ru-RU"/>
+                </w:rPr>
+                <m:t>2</m:t>
+              </m:r>
+            </m:sub>
+          </m:sSub>
+          <m:r>
+            <w:rPr>
+              <w:rFonts w:ascii="Cambria Math" w:hAnsi="Cambria Math"/>
+              <w:color w:val="000000" w:themeColor="text1"/>
+              <w:lang w:val="ru-RU"/>
+            </w:rPr>
+            <m:t>) -&gt; min: 0.17180260143539422</m:t>
+          </m:r>
+        </m:oMath>
+      </m:oMathPara>
+    </w:p>
+    <w:p>
+      <w:pPr>
+        <w:pStyle w:val="a7"/>
+        <w:ind w:left="1145" w:firstLine="0"/>
+        <w:rPr>
+          <w:color w:val="000000" w:themeColor="text1"/>
+          <w:lang w:val="ru-RU"/>
+        </w:rPr>
+      </w:pPr>
+      <w:r>
+        <w:rPr>
+          <w:rFonts w:eastAsiaTheme="minorEastAsia"/>
+          <w:color w:val="000000" w:themeColor="text1"/>
+          <w:lang w:val="ru-RU"/>
+        </w:rPr>
+        <w:t>на 348-ой итерации.</w:t>
       </w:r>
     </w:p>
     <w:p>
@@ -9800,22 +11003,2055 @@
           <w:color w:val="000000" w:themeColor="text1"/>
           <w:lang w:val="ru-RU"/>
         </w:rPr>
-        <w:t>Положение начальной точки:</w:t>
+        <w:t>Точность:</w:t>
       </w:r>
     </w:p>
     <w:p>
       <w:pPr>
-        <w:rPr>
+        <w:pStyle w:val="a7"/>
+        <w:ind w:left="1145" w:firstLine="0"/>
+        <w:rPr>
+          <w:color w:val="000000" w:themeColor="text1"/>
           <w:lang w:val="ru-RU"/>
         </w:rPr>
       </w:pPr>
+      <w:r>
+        <w:rPr>
+          <w:color w:val="000000" w:themeColor="text1"/>
+          <w:lang w:val="ru-RU"/>
+        </w:rPr>
+        <w:t>Влияет на шаг обучения. Слишком большой шаг может привести к пропуску минимума, а слишком маленькое к большому количеству итераций.</w:t>
+      </w:r>
     </w:p>
     <w:p>
       <w:pPr>
-        <w:rPr>
+        <w:pStyle w:val="a7"/>
+        <w:ind w:left="1145" w:firstLine="0"/>
+        <w:rPr>
+          <w:color w:val="000000" w:themeColor="text1"/>
           <w:lang w:val="ru-RU"/>
         </w:rPr>
       </w:pPr>
+      <w:r>
+        <w:rPr>
+          <w:color w:val="000000" w:themeColor="text1"/>
+          <w:lang w:val="ru-RU"/>
+        </w:rPr>
+        <w:t>Пример:</w:t>
+      </w:r>
+    </w:p>
+    <w:p>
+      <w:pPr>
+        <w:pStyle w:val="a7"/>
+        <w:ind w:left="1145" w:firstLine="0"/>
+        <w:rPr>
+          <w:rFonts w:eastAsiaTheme="minorEastAsia"/>
+          <w:color w:val="000000" w:themeColor="text1"/>
+          <w:lang w:val="ru-RU"/>
+        </w:rPr>
+      </w:pPr>
+      <w:r>
+        <w:rPr>
+          <w:color w:val="000000" w:themeColor="text1"/>
+          <w:lang w:val="ru-RU"/>
+        </w:rPr>
+        <w:t xml:space="preserve">Для задачи </w:t>
+      </w:r>
+      <m:oMath>
+        <m:r>
+          <w:rPr>
+            <w:rFonts w:ascii="Cambria Math" w:hAnsi="Cambria Math"/>
+            <w:color w:val="000000" w:themeColor="text1"/>
+            <w:lang w:val="ru-RU"/>
+          </w:rPr>
+          <m:t>f</m:t>
+        </m:r>
+        <m:d>
+          <m:dPr>
+            <m:ctrlPr>
+              <w:rPr>
+                <w:rFonts w:ascii="Cambria Math" w:hAnsi="Cambria Math"/>
+                <w:i/>
+                <w:color w:val="000000" w:themeColor="text1"/>
+                <w:lang w:val="ru-RU"/>
+              </w:rPr>
+            </m:ctrlPr>
+          </m:dPr>
+          <m:e>
+            <m:r>
+              <w:rPr>
+                <w:rFonts w:ascii="Cambria Math" w:hAnsi="Cambria Math"/>
+                <w:color w:val="000000" w:themeColor="text1"/>
+                <w:lang w:val="ru-RU"/>
+              </w:rPr>
+              <m:t>x</m:t>
+            </m:r>
+          </m:e>
+        </m:d>
+        <m:r>
+          <w:rPr>
+            <w:rFonts w:ascii="Cambria Math" w:hAnsi="Cambria Math"/>
+            <w:color w:val="000000" w:themeColor="text1"/>
+            <w:lang w:val="ru-RU"/>
+          </w:rPr>
+          <m:t>=</m:t>
+        </m:r>
+        <m:sSup>
+          <m:sSupPr>
+            <m:ctrlPr>
+              <w:rPr>
+                <w:rFonts w:ascii="Cambria Math" w:hAnsi="Cambria Math"/>
+                <w:i/>
+                <w:color w:val="000000" w:themeColor="text1"/>
+                <w:lang w:val="ru-RU"/>
+              </w:rPr>
+            </m:ctrlPr>
+          </m:sSupPr>
+          <m:e>
+            <m:d>
+              <m:dPr>
+                <m:ctrlPr>
+                  <w:rPr>
+                    <w:rFonts w:ascii="Cambria Math" w:hAnsi="Cambria Math"/>
+                    <w:i/>
+                    <w:color w:val="000000" w:themeColor="text1"/>
+                    <w:lang w:val="ru-RU"/>
+                  </w:rPr>
+                </m:ctrlPr>
+              </m:dPr>
+              <m:e>
+                <m:sSubSup>
+                  <m:sSubSupPr>
+                    <m:ctrlPr>
+                      <w:rPr>
+                        <w:rFonts w:ascii="Cambria Math" w:hAnsi="Cambria Math"/>
+                        <w:i/>
+                        <w:color w:val="000000" w:themeColor="text1"/>
+                        <w:lang w:val="ru-RU"/>
+                      </w:rPr>
+                    </m:ctrlPr>
+                  </m:sSubSupPr>
+                  <m:e>
+                    <m:r>
+                      <w:rPr>
+                        <w:rFonts w:ascii="Cambria Math" w:hAnsi="Cambria Math"/>
+                        <w:color w:val="000000" w:themeColor="text1"/>
+                        <w:lang w:val="ru-RU"/>
+                      </w:rPr>
+                      <m:t>x</m:t>
+                    </m:r>
+                  </m:e>
+                  <m:sub>
+                    <m:r>
+                      <w:rPr>
+                        <w:rFonts w:ascii="Cambria Math" w:hAnsi="Cambria Math"/>
+                        <w:color w:val="000000" w:themeColor="text1"/>
+                        <w:lang w:val="ru-RU"/>
+                      </w:rPr>
+                      <m:t>1</m:t>
+                    </m:r>
+                  </m:sub>
+                  <m:sup>
+                    <m:r>
+                      <w:rPr>
+                        <w:rFonts w:ascii="Cambria Math" w:hAnsi="Cambria Math"/>
+                        <w:color w:val="000000" w:themeColor="text1"/>
+                        <w:lang w:val="ru-RU"/>
+                      </w:rPr>
+                      <m:t>2</m:t>
+                    </m:r>
+                  </m:sup>
+                </m:sSubSup>
+                <m:r>
+                  <w:rPr>
+                    <w:rFonts w:ascii="Cambria Math" w:hAnsi="Cambria Math"/>
+                    <w:color w:val="000000" w:themeColor="text1"/>
+                    <w:lang w:val="ru-RU"/>
+                  </w:rPr>
+                  <m:t>+</m:t>
+                </m:r>
+                <m:sSub>
+                  <m:sSubPr>
+                    <m:ctrlPr>
+                      <w:rPr>
+                        <w:rFonts w:ascii="Cambria Math" w:hAnsi="Cambria Math"/>
+                        <w:i/>
+                        <w:color w:val="000000" w:themeColor="text1"/>
+                        <w:lang w:val="ru-RU"/>
+                      </w:rPr>
+                    </m:ctrlPr>
+                  </m:sSubPr>
+                  <m:e>
+                    <m:r>
+                      <w:rPr>
+                        <w:rFonts w:ascii="Cambria Math" w:hAnsi="Cambria Math"/>
+                        <w:color w:val="000000" w:themeColor="text1"/>
+                        <w:lang w:val="ru-RU"/>
+                      </w:rPr>
+                      <m:t>x</m:t>
+                    </m:r>
+                  </m:e>
+                  <m:sub>
+                    <m:r>
+                      <w:rPr>
+                        <w:rFonts w:ascii="Cambria Math" w:hAnsi="Cambria Math"/>
+                        <w:color w:val="000000" w:themeColor="text1"/>
+                        <w:lang w:val="ru-RU"/>
+                      </w:rPr>
+                      <m:t>2</m:t>
+                    </m:r>
+                  </m:sub>
+                </m:sSub>
+                <m:r>
+                  <w:rPr>
+                    <w:rFonts w:ascii="Cambria Math" w:hAnsi="Cambria Math"/>
+                    <w:color w:val="000000" w:themeColor="text1"/>
+                    <w:lang w:val="ru-RU"/>
+                  </w:rPr>
+                  <m:t>-11</m:t>
+                </m:r>
+              </m:e>
+            </m:d>
+          </m:e>
+          <m:sup>
+            <m:r>
+              <w:rPr>
+                <w:rFonts w:ascii="Cambria Math" w:hAnsi="Cambria Math"/>
+                <w:color w:val="000000" w:themeColor="text1"/>
+                <w:lang w:val="ru-RU"/>
+              </w:rPr>
+              <m:t>2</m:t>
+            </m:r>
+          </m:sup>
+        </m:sSup>
+        <m:r>
+          <w:rPr>
+            <w:rFonts w:ascii="Cambria Math" w:hAnsi="Cambria Math"/>
+            <w:color w:val="000000" w:themeColor="text1"/>
+            <w:lang w:val="ru-RU"/>
+          </w:rPr>
+          <m:t>+</m:t>
+        </m:r>
+        <m:sSup>
+          <m:sSupPr>
+            <m:ctrlPr>
+              <w:rPr>
+                <w:rFonts w:ascii="Cambria Math" w:hAnsi="Cambria Math"/>
+                <w:i/>
+                <w:color w:val="000000" w:themeColor="text1"/>
+                <w:lang w:val="ru-RU"/>
+              </w:rPr>
+            </m:ctrlPr>
+          </m:sSupPr>
+          <m:e>
+            <m:d>
+              <m:dPr>
+                <m:ctrlPr>
+                  <w:rPr>
+                    <w:rFonts w:ascii="Cambria Math" w:hAnsi="Cambria Math"/>
+                    <w:i/>
+                    <w:color w:val="000000" w:themeColor="text1"/>
+                    <w:lang w:val="ru-RU"/>
+                  </w:rPr>
+                </m:ctrlPr>
+              </m:dPr>
+              <m:e>
+                <m:sSub>
+                  <m:sSubPr>
+                    <m:ctrlPr>
+                      <w:rPr>
+                        <w:rFonts w:ascii="Cambria Math" w:hAnsi="Cambria Math"/>
+                        <w:i/>
+                        <w:color w:val="000000" w:themeColor="text1"/>
+                        <w:lang w:val="ru-RU"/>
+                      </w:rPr>
+                    </m:ctrlPr>
+                  </m:sSubPr>
+                  <m:e>
+                    <m:r>
+                      <w:rPr>
+                        <w:rFonts w:ascii="Cambria Math" w:hAnsi="Cambria Math"/>
+                        <w:color w:val="000000" w:themeColor="text1"/>
+                        <w:lang w:val="ru-RU"/>
+                      </w:rPr>
+                      <m:t>x</m:t>
+                    </m:r>
+                  </m:e>
+                  <m:sub>
+                    <m:r>
+                      <w:rPr>
+                        <w:rFonts w:ascii="Cambria Math" w:hAnsi="Cambria Math"/>
+                        <w:color w:val="000000" w:themeColor="text1"/>
+                        <w:lang w:val="ru-RU"/>
+                      </w:rPr>
+                      <m:t>1</m:t>
+                    </m:r>
+                  </m:sub>
+                </m:sSub>
+                <m:r>
+                  <w:rPr>
+                    <w:rFonts w:ascii="Cambria Math" w:hAnsi="Cambria Math"/>
+                    <w:color w:val="000000" w:themeColor="text1"/>
+                    <w:lang w:val="ru-RU"/>
+                  </w:rPr>
+                  <m:t>+</m:t>
+                </m:r>
+                <m:sSubSup>
+                  <m:sSubSupPr>
+                    <m:ctrlPr>
+                      <w:rPr>
+                        <w:rFonts w:ascii="Cambria Math" w:hAnsi="Cambria Math"/>
+                        <w:i/>
+                        <w:color w:val="000000" w:themeColor="text1"/>
+                        <w:lang w:val="ru-RU"/>
+                      </w:rPr>
+                    </m:ctrlPr>
+                  </m:sSubSupPr>
+                  <m:e>
+                    <m:r>
+                      <w:rPr>
+                        <w:rFonts w:ascii="Cambria Math" w:hAnsi="Cambria Math"/>
+                        <w:color w:val="000000" w:themeColor="text1"/>
+                        <w:lang w:val="ru-RU"/>
+                      </w:rPr>
+                      <m:t>x</m:t>
+                    </m:r>
+                  </m:e>
+                  <m:sub>
+                    <m:r>
+                      <w:rPr>
+                        <w:rFonts w:ascii="Cambria Math" w:hAnsi="Cambria Math"/>
+                        <w:color w:val="000000" w:themeColor="text1"/>
+                        <w:lang w:val="ru-RU"/>
+                      </w:rPr>
+                      <m:t>2</m:t>
+                    </m:r>
+                  </m:sub>
+                  <m:sup>
+                    <m:r>
+                      <w:rPr>
+                        <w:rFonts w:ascii="Cambria Math" w:hAnsi="Cambria Math"/>
+                        <w:color w:val="000000" w:themeColor="text1"/>
+                        <w:lang w:val="ru-RU"/>
+                      </w:rPr>
+                      <m:t>2</m:t>
+                    </m:r>
+                  </m:sup>
+                </m:sSubSup>
+                <m:r>
+                  <w:rPr>
+                    <w:rFonts w:ascii="Cambria Math" w:hAnsi="Cambria Math"/>
+                    <w:color w:val="000000" w:themeColor="text1"/>
+                    <w:lang w:val="ru-RU"/>
+                  </w:rPr>
+                  <m:t>-7</m:t>
+                </m:r>
+              </m:e>
+            </m:d>
+          </m:e>
+          <m:sup>
+            <m:r>
+              <w:rPr>
+                <w:rFonts w:ascii="Cambria Math" w:hAnsi="Cambria Math"/>
+                <w:color w:val="000000" w:themeColor="text1"/>
+                <w:lang w:val="ru-RU"/>
+              </w:rPr>
+              <m:t>2</m:t>
+            </m:r>
+          </m:sup>
+        </m:sSup>
+        <m:r>
+          <w:rPr>
+            <w:rFonts w:ascii="Cambria Math" w:hAnsi="Cambria Math"/>
+            <w:color w:val="000000" w:themeColor="text1"/>
+            <w:lang w:val="ru-RU"/>
+          </w:rPr>
+          <m:t>→min</m:t>
+        </m:r>
+      </m:oMath>
+    </w:p>
+    <w:p>
+      <w:pPr>
+        <w:pStyle w:val="a7"/>
+        <w:ind w:left="1145" w:firstLine="0"/>
+        <w:rPr>
+          <w:rFonts w:eastAsiaTheme="minorEastAsia"/>
+          <w:i/>
+          <w:color w:val="000000" w:themeColor="text1"/>
+          <w:lang w:val="ru-RU"/>
+        </w:rPr>
+      </w:pPr>
+      <m:oMathPara>
+        <m:oMath>
+          <m:sSub>
+            <m:sSubPr>
+              <m:ctrlPr>
+                <w:rPr>
+                  <w:rFonts w:ascii="Cambria Math" w:eastAsiaTheme="minorEastAsia" w:hAnsi="Cambria Math"/>
+                  <w:i/>
+                  <w:color w:val="000000" w:themeColor="text1"/>
+                  <w:lang w:val="ru-RU"/>
+                </w:rPr>
+              </m:ctrlPr>
+            </m:sSubPr>
+            <m:e>
+              <m:r>
+                <w:rPr>
+                  <w:rFonts w:ascii="Cambria Math" w:eastAsiaTheme="minorEastAsia" w:hAnsi="Cambria Math"/>
+                  <w:color w:val="000000" w:themeColor="text1"/>
+                  <w:lang w:val="ru-RU"/>
+                </w:rPr>
+                <m:t>x</m:t>
+              </m:r>
+            </m:e>
+            <m:sub>
+              <m:r>
+                <w:rPr>
+                  <w:rFonts w:ascii="Cambria Math" w:eastAsiaTheme="minorEastAsia" w:hAnsi="Cambria Math"/>
+                  <w:color w:val="000000" w:themeColor="text1"/>
+                  <w:lang w:val="ru-RU"/>
+                </w:rPr>
+                <m:t>0</m:t>
+              </m:r>
+            </m:sub>
+          </m:sSub>
+          <m:r>
+            <w:rPr>
+              <w:rFonts w:ascii="Cambria Math" w:eastAsiaTheme="minorEastAsia" w:hAnsi="Cambria Math"/>
+              <w:color w:val="000000" w:themeColor="text1"/>
+              <w:lang w:val="ru-RU"/>
+            </w:rPr>
+            <m:t>=</m:t>
+          </m:r>
+          <m:d>
+            <m:dPr>
+              <m:ctrlPr>
+                <w:rPr>
+                  <w:rFonts w:ascii="Cambria Math" w:eastAsiaTheme="minorEastAsia" w:hAnsi="Cambria Math"/>
+                  <w:i/>
+                  <w:color w:val="000000" w:themeColor="text1"/>
+                  <w:lang w:val="ru-RU"/>
+                </w:rPr>
+              </m:ctrlPr>
+            </m:dPr>
+            <m:e>
+              <m:r>
+                <w:rPr>
+                  <w:rFonts w:ascii="Cambria Math" w:eastAsiaTheme="minorEastAsia" w:hAnsi="Cambria Math"/>
+                  <w:color w:val="000000" w:themeColor="text1"/>
+                  <w:lang w:val="ru-RU"/>
+                </w:rPr>
+                <m:t>0,0</m:t>
+              </m:r>
+            </m:e>
+          </m:d>
+          <m:r>
+            <w:rPr>
+              <w:rFonts w:ascii="Cambria Math" w:eastAsiaTheme="minorEastAsia" w:hAnsi="Cambria Math"/>
+              <w:color w:val="000000" w:themeColor="text1"/>
+              <w:lang w:val="ru-RU"/>
+            </w:rPr>
+            <m:t>;</m:t>
+          </m:r>
+          <m:sSub>
+            <m:sSubPr>
+              <m:ctrlPr>
+                <w:rPr>
+                  <w:rFonts w:ascii="Cambria Math" w:eastAsiaTheme="minorEastAsia" w:hAnsi="Cambria Math"/>
+                  <w:i/>
+                  <w:color w:val="000000" w:themeColor="text1"/>
+                  <w:lang w:val="ru-RU"/>
+                </w:rPr>
+              </m:ctrlPr>
+            </m:sSubPr>
+            <m:e>
+              <m:r>
+                <w:rPr>
+                  <w:rFonts w:ascii="Cambria Math" w:eastAsiaTheme="minorEastAsia" w:hAnsi="Cambria Math"/>
+                  <w:color w:val="000000" w:themeColor="text1"/>
+                  <w:lang w:val="ru-RU"/>
+                </w:rPr>
+                <m:t>ε</m:t>
+              </m:r>
+            </m:e>
+            <m:sub>
+              <m:r>
+                <w:rPr>
+                  <w:rFonts w:ascii="Cambria Math" w:eastAsiaTheme="minorEastAsia" w:hAnsi="Cambria Math"/>
+                  <w:color w:val="000000" w:themeColor="text1"/>
+                  <w:lang w:val="ru-RU"/>
+                </w:rPr>
+                <m:t>1</m:t>
+              </m:r>
+            </m:sub>
+          </m:sSub>
+          <m:r>
+            <w:rPr>
+              <w:rFonts w:ascii="Cambria Math" w:eastAsiaTheme="minorEastAsia" w:hAnsi="Cambria Math"/>
+              <w:color w:val="000000" w:themeColor="text1"/>
+              <w:lang w:val="ru-RU"/>
+            </w:rPr>
+            <m:t>=0,1;</m:t>
+          </m:r>
+          <m:sSub>
+            <m:sSubPr>
+              <m:ctrlPr>
+                <w:rPr>
+                  <w:rFonts w:ascii="Cambria Math" w:eastAsiaTheme="minorEastAsia" w:hAnsi="Cambria Math"/>
+                  <w:i/>
+                  <w:color w:val="000000" w:themeColor="text1"/>
+                  <w:lang w:val="ru-RU"/>
+                </w:rPr>
+              </m:ctrlPr>
+            </m:sSubPr>
+            <m:e>
+              <m:r>
+                <w:rPr>
+                  <w:rFonts w:ascii="Cambria Math" w:eastAsiaTheme="minorEastAsia" w:hAnsi="Cambria Math"/>
+                  <w:color w:val="000000" w:themeColor="text1"/>
+                  <w:lang w:val="ru-RU"/>
+                </w:rPr>
+                <m:t>ε</m:t>
+              </m:r>
+            </m:e>
+            <m:sub>
+              <m:r>
+                <w:rPr>
+                  <w:rFonts w:ascii="Cambria Math" w:eastAsiaTheme="minorEastAsia" w:hAnsi="Cambria Math"/>
+                  <w:color w:val="000000" w:themeColor="text1"/>
+                  <w:lang w:val="ru-RU"/>
+                </w:rPr>
+                <m:t>2</m:t>
+              </m:r>
+            </m:sub>
+          </m:sSub>
+          <m:r>
+            <w:rPr>
+              <w:rFonts w:ascii="Cambria Math" w:eastAsiaTheme="minorEastAsia" w:hAnsi="Cambria Math"/>
+              <w:color w:val="000000" w:themeColor="text1"/>
+              <w:lang w:val="ru-RU"/>
+            </w:rPr>
+            <m:t>=0,1.</m:t>
+          </m:r>
+        </m:oMath>
+      </m:oMathPara>
+    </w:p>
+    <w:p>
+      <w:pPr>
+        <w:pStyle w:val="a7"/>
+        <w:ind w:left="1145" w:firstLine="0"/>
+        <w:rPr>
+          <w:rFonts w:eastAsiaTheme="minorEastAsia"/>
+          <w:color w:val="000000" w:themeColor="text1"/>
+          <w:lang w:val="ru-RU"/>
+        </w:rPr>
+      </w:pPr>
+      <w:r>
+        <w:rPr>
+          <w:rFonts w:eastAsiaTheme="minorEastAsia"/>
+          <w:color w:val="000000" w:themeColor="text1"/>
+          <w:lang w:val="ru-RU"/>
+        </w:rPr>
+        <w:t>Шаг</w:t>
+      </w:r>
+      <w:r>
+        <w:rPr>
+          <w:rFonts w:eastAsiaTheme="minorEastAsia"/>
+          <w:color w:val="000000" w:themeColor="text1"/>
+          <w:lang w:val="ru-RU"/>
+        </w:rPr>
+        <w:t xml:space="preserve"> </w:t>
+      </w:r>
+      <m:oMath>
+        <m:r>
+          <w:rPr>
+            <w:rFonts w:ascii="Cambria Math" w:eastAsiaTheme="minorEastAsia" w:hAnsi="Cambria Math"/>
+            <w:color w:val="000000" w:themeColor="text1"/>
+            <w:lang w:val="ru-RU"/>
+          </w:rPr>
+          <m:t>t=0,1</m:t>
+        </m:r>
+      </m:oMath>
+      <w:r>
+        <w:rPr>
+          <w:rFonts w:eastAsiaTheme="minorEastAsia"/>
+          <w:color w:val="000000" w:themeColor="text1"/>
+          <w:lang w:val="ru-RU"/>
+        </w:rPr>
+        <w:t xml:space="preserve"> </w:t>
+      </w:r>
+      <w:r>
+        <w:rPr>
+          <w:rFonts w:eastAsiaTheme="minorEastAsia"/>
+          <w:color w:val="000000" w:themeColor="text1"/>
+          <w:lang w:val="ru-RU"/>
+        </w:rPr>
+        <w:t xml:space="preserve">для этой задачи приводит к появлению очень большого результата </w:t>
+      </w:r>
+      <w:r>
+        <w:rPr>
+          <w:rFonts w:eastAsiaTheme="minorEastAsia"/>
+          <w:i/>
+          <w:color w:val="000000" w:themeColor="text1"/>
+          <w:lang w:val="ru-RU"/>
+        </w:rPr>
+        <w:t>(&gt;1.5823417848877828e+158)</w:t>
+      </w:r>
+      <w:r>
+        <w:rPr>
+          <w:rFonts w:eastAsiaTheme="minorEastAsia"/>
+          <w:color w:val="000000" w:themeColor="text1"/>
+          <w:lang w:val="ru-RU"/>
+        </w:rPr>
+        <w:t>, что означает что спуск проскочил минимальное значение.</w:t>
+      </w:r>
+    </w:p>
+    <w:p>
+      <w:pPr>
+        <w:pStyle w:val="a7"/>
+        <w:ind w:left="1145" w:firstLine="0"/>
+        <w:rPr>
+          <w:rFonts w:eastAsiaTheme="minorEastAsia"/>
+          <w:color w:val="000000" w:themeColor="text1"/>
+          <w:lang w:val="ru-RU"/>
+        </w:rPr>
+      </w:pPr>
+      <w:r>
+        <w:rPr>
+          <w:rFonts w:eastAsiaTheme="minorEastAsia"/>
+          <w:color w:val="000000" w:themeColor="text1"/>
+          <w:lang w:val="ru-RU"/>
+        </w:rPr>
+        <w:lastRenderedPageBreak/>
+        <w:t xml:space="preserve">Шаг </w:t>
+      </w:r>
+      <m:oMath>
+        <m:r>
+          <w:rPr>
+            <w:rFonts w:ascii="Cambria Math" w:eastAsiaTheme="minorEastAsia" w:hAnsi="Cambria Math"/>
+            <w:color w:val="000000" w:themeColor="text1"/>
+            <w:lang w:val="en-US"/>
+          </w:rPr>
+          <m:t>t</m:t>
+        </m:r>
+        <m:r>
+          <w:rPr>
+            <w:rFonts w:ascii="Cambria Math" w:eastAsiaTheme="minorEastAsia" w:hAnsi="Cambria Math"/>
+            <w:color w:val="000000" w:themeColor="text1"/>
+            <w:lang w:val="ru-RU"/>
+          </w:rPr>
+          <m:t>=0,01</m:t>
+        </m:r>
+      </m:oMath>
+      <w:r>
+        <w:rPr>
+          <w:rFonts w:eastAsiaTheme="minorEastAsia"/>
+          <w:color w:val="000000" w:themeColor="text1"/>
+          <w:lang w:val="ru-RU"/>
+        </w:rPr>
+        <w:t xml:space="preserve"> позволяет найти решение </w:t>
+      </w:r>
+      <w:r>
+        <w:rPr>
+          <w:rFonts w:eastAsiaTheme="minorEastAsia"/>
+          <w:color w:val="000000" w:themeColor="text1"/>
+          <w:lang w:val="ru-RU"/>
+        </w:rPr>
+        <w:t>(2.9689832505621876, 2.0688405451218546)</w:t>
+      </w:r>
+      <w:r>
+        <w:rPr>
+          <w:rFonts w:eastAsiaTheme="minorEastAsia"/>
+          <w:color w:val="000000" w:themeColor="text1"/>
+          <w:lang w:val="ru-RU"/>
+        </w:rPr>
+        <w:t>, при котором:</w:t>
+      </w:r>
+    </w:p>
+    <w:p>
+      <w:pPr>
+        <w:ind w:firstLine="0"/>
+        <w:rPr>
+          <w:rFonts w:eastAsiaTheme="minorEastAsia"/>
+          <w:i/>
+          <w:color w:val="000000" w:themeColor="text1"/>
+          <w:lang w:val="ru-RU"/>
+        </w:rPr>
+      </w:pPr>
+      <m:oMathPara>
+        <m:oMath>
+          <m:r>
+            <w:rPr>
+              <w:rFonts w:ascii="Cambria Math" w:eastAsiaTheme="minorEastAsia" w:hAnsi="Cambria Math"/>
+              <w:color w:val="000000" w:themeColor="text1"/>
+              <w:lang w:val="ru-RU"/>
+            </w:rPr>
+            <m:t>f(</m:t>
+          </m:r>
+          <m:sSub>
+            <m:sSubPr>
+              <m:ctrlPr>
+                <w:rPr>
+                  <w:rFonts w:ascii="Cambria Math" w:eastAsiaTheme="minorEastAsia" w:hAnsi="Cambria Math"/>
+                  <w:i/>
+                  <w:color w:val="000000" w:themeColor="text1"/>
+                  <w:lang w:val="ru-RU"/>
+                </w:rPr>
+              </m:ctrlPr>
+            </m:sSubPr>
+            <m:e>
+              <m:r>
+                <w:rPr>
+                  <w:rFonts w:ascii="Cambria Math" w:eastAsiaTheme="minorEastAsia" w:hAnsi="Cambria Math"/>
+                  <w:color w:val="000000" w:themeColor="text1"/>
+                  <w:lang w:val="ru-RU"/>
+                </w:rPr>
+                <m:t>x</m:t>
+              </m:r>
+            </m:e>
+            <m:sub>
+              <m:r>
+                <w:rPr>
+                  <w:rFonts w:ascii="Cambria Math" w:eastAsiaTheme="minorEastAsia" w:hAnsi="Cambria Math"/>
+                  <w:color w:val="000000" w:themeColor="text1"/>
+                  <w:lang w:val="ru-RU"/>
+                </w:rPr>
+                <m:t>1</m:t>
+              </m:r>
+            </m:sub>
+          </m:sSub>
+          <m:r>
+            <w:rPr>
+              <w:rFonts w:ascii="Cambria Math" w:eastAsiaTheme="minorEastAsia" w:hAnsi="Cambria Math"/>
+              <w:color w:val="000000" w:themeColor="text1"/>
+              <w:lang w:val="ru-RU"/>
+            </w:rPr>
+            <m:t xml:space="preserve">, </m:t>
+          </m:r>
+          <m:sSub>
+            <m:sSubPr>
+              <m:ctrlPr>
+                <w:rPr>
+                  <w:rFonts w:ascii="Cambria Math" w:eastAsiaTheme="minorEastAsia" w:hAnsi="Cambria Math"/>
+                  <w:i/>
+                  <w:color w:val="000000" w:themeColor="text1"/>
+                  <w:lang w:val="ru-RU"/>
+                </w:rPr>
+              </m:ctrlPr>
+            </m:sSubPr>
+            <m:e>
+              <m:r>
+                <w:rPr>
+                  <w:rFonts w:ascii="Cambria Math" w:eastAsiaTheme="minorEastAsia" w:hAnsi="Cambria Math"/>
+                  <w:color w:val="000000" w:themeColor="text1"/>
+                  <w:lang w:val="ru-RU"/>
+                </w:rPr>
+                <m:t>x</m:t>
+              </m:r>
+            </m:e>
+            <m:sub>
+              <m:r>
+                <w:rPr>
+                  <w:rFonts w:ascii="Cambria Math" w:eastAsiaTheme="minorEastAsia" w:hAnsi="Cambria Math"/>
+                  <w:color w:val="000000" w:themeColor="text1"/>
+                  <w:lang w:val="ru-RU"/>
+                </w:rPr>
+                <m:t>2</m:t>
+              </m:r>
+            </m:sub>
+          </m:sSub>
+          <m:r>
+            <w:rPr>
+              <w:rFonts w:ascii="Cambria Math" w:eastAsiaTheme="minorEastAsia" w:hAnsi="Cambria Math"/>
+              <w:color w:val="000000" w:themeColor="text1"/>
+              <w:lang w:val="ru-RU"/>
+            </w:rPr>
+            <m:t>) -&gt; min: 0.07556826859200229</m:t>
+          </m:r>
+        </m:oMath>
+      </m:oMathPara>
+    </w:p>
+    <w:p>
+      <w:pPr>
+        <w:pStyle w:val="a7"/>
+        <w:ind w:left="1145" w:firstLine="0"/>
+        <w:rPr>
+          <w:rFonts w:eastAsiaTheme="minorEastAsia"/>
+          <w:color w:val="000000" w:themeColor="text1"/>
+          <w:lang w:val="ru-RU"/>
+        </w:rPr>
+      </w:pPr>
+      <w:r>
+        <w:rPr>
+          <w:rFonts w:eastAsiaTheme="minorEastAsia"/>
+          <w:color w:val="000000" w:themeColor="text1"/>
+          <w:lang w:val="ru-RU"/>
+        </w:rPr>
+        <w:t>на 12-ой итерации</w:t>
+      </w:r>
+      <w:r>
+        <w:rPr>
+          <w:rFonts w:eastAsiaTheme="minorEastAsia"/>
+          <w:color w:val="000000" w:themeColor="text1"/>
+          <w:lang w:val="ru-RU"/>
+        </w:rPr>
+        <w:t>.</w:t>
+      </w:r>
+    </w:p>
+    <w:p>
+      <w:pPr>
+        <w:pStyle w:val="a7"/>
+        <w:ind w:left="1145" w:firstLine="0"/>
+        <w:rPr>
+          <w:rFonts w:eastAsiaTheme="minorEastAsia"/>
+          <w:color w:val="000000" w:themeColor="text1"/>
+          <w:lang w:val="ru-RU"/>
+        </w:rPr>
+      </w:pPr>
+      <w:r>
+        <w:rPr>
+          <w:rFonts w:eastAsiaTheme="minorEastAsia"/>
+          <w:color w:val="000000" w:themeColor="text1"/>
+          <w:lang w:val="ru-RU"/>
+        </w:rPr>
+        <w:t xml:space="preserve">Шаг </w:t>
+      </w:r>
+      <m:oMath>
+        <m:r>
+          <w:rPr>
+            <w:rFonts w:ascii="Cambria Math" w:eastAsiaTheme="minorEastAsia" w:hAnsi="Cambria Math"/>
+            <w:color w:val="000000" w:themeColor="text1"/>
+            <w:lang w:val="ru-RU"/>
+          </w:rPr>
+          <m:t>t=0,001</m:t>
+        </m:r>
+      </m:oMath>
+      <w:r>
+        <w:rPr>
+          <w:rFonts w:eastAsiaTheme="minorEastAsia"/>
+          <w:color w:val="000000" w:themeColor="text1"/>
+          <w:lang w:val="ru-RU"/>
+        </w:rPr>
+        <w:t xml:space="preserve"> </w:t>
+      </w:r>
+      <w:r>
+        <w:rPr>
+          <w:rFonts w:eastAsiaTheme="minorEastAsia"/>
+          <w:color w:val="000000" w:themeColor="text1"/>
+          <w:lang w:val="ru-RU"/>
+        </w:rPr>
+        <w:t xml:space="preserve">позволяет найти решение </w:t>
+      </w:r>
+      <w:r>
+        <w:rPr>
+          <w:rFonts w:eastAsiaTheme="minorEastAsia"/>
+          <w:color w:val="000000" w:themeColor="text1"/>
+          <w:lang w:val="ru-RU"/>
+        </w:rPr>
+        <w:t>(2.984759773860792, 2.032822582046712)</w:t>
+      </w:r>
+      <w:r>
+        <w:rPr>
+          <w:rFonts w:eastAsiaTheme="minorEastAsia"/>
+          <w:color w:val="000000" w:themeColor="text1"/>
+          <w:lang w:val="ru-RU"/>
+        </w:rPr>
+        <w:t>, при котором:</w:t>
+      </w:r>
+    </w:p>
+    <w:p>
+      <w:pPr>
+        <w:pStyle w:val="a7"/>
+        <w:ind w:left="1145" w:firstLine="0"/>
+        <w:rPr>
+          <w:rFonts w:eastAsiaTheme="minorEastAsia"/>
+          <w:color w:val="000000" w:themeColor="text1"/>
+          <w:lang w:val="ru-RU"/>
+        </w:rPr>
+      </w:pPr>
+      <m:oMathPara>
+        <m:oMath>
+          <m:r>
+            <w:rPr>
+              <w:rFonts w:ascii="Cambria Math" w:eastAsiaTheme="minorEastAsia" w:hAnsi="Cambria Math"/>
+              <w:color w:val="000000" w:themeColor="text1"/>
+              <w:lang w:val="ru-RU"/>
+            </w:rPr>
+            <m:t>f(</m:t>
+          </m:r>
+          <m:sSub>
+            <m:sSubPr>
+              <m:ctrlPr>
+                <w:rPr>
+                  <w:rFonts w:ascii="Cambria Math" w:eastAsiaTheme="minorEastAsia" w:hAnsi="Cambria Math"/>
+                  <w:i/>
+                  <w:color w:val="000000" w:themeColor="text1"/>
+                  <w:lang w:val="ru-RU"/>
+                </w:rPr>
+              </m:ctrlPr>
+            </m:sSubPr>
+            <m:e>
+              <m:r>
+                <w:rPr>
+                  <w:rFonts w:ascii="Cambria Math" w:eastAsiaTheme="minorEastAsia" w:hAnsi="Cambria Math"/>
+                  <w:color w:val="000000" w:themeColor="text1"/>
+                  <w:lang w:val="ru-RU"/>
+                </w:rPr>
+                <m:t>x</m:t>
+              </m:r>
+            </m:e>
+            <m:sub>
+              <m:r>
+                <w:rPr>
+                  <w:rFonts w:ascii="Cambria Math" w:eastAsiaTheme="minorEastAsia" w:hAnsi="Cambria Math"/>
+                  <w:color w:val="000000" w:themeColor="text1"/>
+                  <w:lang w:val="ru-RU"/>
+                </w:rPr>
+                <m:t>1</m:t>
+              </m:r>
+            </m:sub>
+          </m:sSub>
+          <m:r>
+            <w:rPr>
+              <w:rFonts w:ascii="Cambria Math" w:eastAsiaTheme="minorEastAsia" w:hAnsi="Cambria Math"/>
+              <w:color w:val="000000" w:themeColor="text1"/>
+              <w:lang w:val="ru-RU"/>
+            </w:rPr>
+            <m:t xml:space="preserve"> </m:t>
+          </m:r>
+          <m:r>
+            <w:rPr>
+              <w:rFonts w:ascii="Cambria Math" w:eastAsiaTheme="minorEastAsia" w:hAnsi="Cambria Math"/>
+              <w:color w:val="000000" w:themeColor="text1"/>
+              <w:lang w:val="ru-RU"/>
+            </w:rPr>
+            <m:t xml:space="preserve">, </m:t>
+          </m:r>
+          <m:sSub>
+            <m:sSubPr>
+              <m:ctrlPr>
+                <w:rPr>
+                  <w:rFonts w:ascii="Cambria Math" w:eastAsiaTheme="minorEastAsia" w:hAnsi="Cambria Math"/>
+                  <w:i/>
+                  <w:color w:val="000000" w:themeColor="text1"/>
+                  <w:lang w:val="ru-RU"/>
+                </w:rPr>
+              </m:ctrlPr>
+            </m:sSubPr>
+            <m:e>
+              <m:r>
+                <w:rPr>
+                  <w:rFonts w:ascii="Cambria Math" w:eastAsiaTheme="minorEastAsia" w:hAnsi="Cambria Math"/>
+                  <w:color w:val="000000" w:themeColor="text1"/>
+                  <w:lang w:val="ru-RU"/>
+                </w:rPr>
+                <m:t>x</m:t>
+              </m:r>
+            </m:e>
+            <m:sub>
+              <m:r>
+                <w:rPr>
+                  <w:rFonts w:ascii="Cambria Math" w:eastAsiaTheme="minorEastAsia" w:hAnsi="Cambria Math"/>
+                  <w:color w:val="000000" w:themeColor="text1"/>
+                  <w:lang w:val="ru-RU"/>
+                </w:rPr>
+                <m:t>2</m:t>
+              </m:r>
+            </m:sub>
+          </m:sSub>
+          <m:r>
+            <w:rPr>
+              <w:rFonts w:ascii="Cambria Math" w:eastAsiaTheme="minorEastAsia" w:hAnsi="Cambria Math"/>
+              <w:color w:val="000000" w:themeColor="text1"/>
+              <w:lang w:val="ru-RU"/>
+            </w:rPr>
+            <m:t>) -&gt; min: 0.017127818023303133</m:t>
+          </m:r>
+        </m:oMath>
+      </m:oMathPara>
+    </w:p>
+    <w:p>
+      <w:pPr>
+        <w:pStyle w:val="a7"/>
+        <w:ind w:left="1145" w:firstLine="0"/>
+        <w:rPr>
+          <w:rFonts w:eastAsiaTheme="minorEastAsia"/>
+          <w:color w:val="000000" w:themeColor="text1"/>
+          <w:lang w:val="ru-RU"/>
+        </w:rPr>
+      </w:pPr>
+      <w:r>
+        <w:rPr>
+          <w:rFonts w:eastAsiaTheme="minorEastAsia"/>
+          <w:color w:val="000000" w:themeColor="text1"/>
+          <w:lang w:val="ru-RU"/>
+        </w:rPr>
+        <w:t>н</w:t>
+      </w:r>
+      <w:r>
+        <w:rPr>
+          <w:rFonts w:eastAsiaTheme="minorEastAsia"/>
+          <w:color w:val="000000" w:themeColor="text1"/>
+          <w:lang w:val="ru-RU"/>
+        </w:rPr>
+        <w:t>а 144</w:t>
+      </w:r>
+      <w:r>
+        <w:rPr>
+          <w:rFonts w:eastAsiaTheme="minorEastAsia"/>
+          <w:color w:val="000000" w:themeColor="text1"/>
+          <w:lang w:val="ru-RU"/>
+        </w:rPr>
+        <w:t>-ой</w:t>
+      </w:r>
+      <w:r>
+        <w:rPr>
+          <w:rFonts w:eastAsiaTheme="minorEastAsia"/>
+          <w:color w:val="000000" w:themeColor="text1"/>
+          <w:lang w:val="ru-RU"/>
+        </w:rPr>
+        <w:t xml:space="preserve"> итерации.</w:t>
+      </w:r>
+    </w:p>
+    <w:p>
+      <w:pPr>
+        <w:pStyle w:val="a7"/>
+        <w:numPr>
+          <w:ilvl w:val="0"/>
+          <w:numId w:val="3"/>
+        </w:numPr>
+        <w:rPr>
+          <w:color w:val="000000" w:themeColor="text1"/>
+          <w:lang w:val="ru-RU"/>
+        </w:rPr>
+      </w:pPr>
+      <w:r>
+        <w:rPr>
+          <w:rFonts w:eastAsiaTheme="minorEastAsia"/>
+          <w:color w:val="000000" w:themeColor="text1"/>
+          <w:lang w:val="ru-RU"/>
+        </w:rPr>
+        <w:t>Положение начальной точки:</w:t>
+      </w:r>
+    </w:p>
+    <w:p>
+      <w:pPr>
+        <w:pStyle w:val="a7"/>
+        <w:ind w:left="1145" w:firstLine="0"/>
+        <w:rPr>
+          <w:rFonts w:eastAsiaTheme="minorEastAsia"/>
+          <w:color w:val="000000" w:themeColor="text1"/>
+          <w:lang w:val="ru-RU"/>
+        </w:rPr>
+      </w:pPr>
+      <w:r>
+        <w:rPr>
+          <w:rFonts w:eastAsiaTheme="minorEastAsia"/>
+          <w:color w:val="000000" w:themeColor="text1"/>
+          <w:lang w:val="ru-RU"/>
+        </w:rPr>
+        <w:t>Установление какой точки будет начат градиентный спуск позволяет оптимизировать алгоритм если известен диапазон где может находится минимум функции. В зависимости от близости к результату значения могут как повысить, так и понизить количество итераций. Отрицательные значения позволяют повысить точность поиска минимума путём проверки и отрицательных значений (если это применимо при решении задачи).</w:t>
+      </w:r>
+    </w:p>
+    <w:p>
+      <w:pPr>
+        <w:pStyle w:val="a7"/>
+        <w:ind w:left="1145" w:firstLine="0"/>
+        <w:rPr>
+          <w:rFonts w:eastAsiaTheme="minorEastAsia"/>
+          <w:color w:val="000000" w:themeColor="text1"/>
+          <w:lang w:val="ru-RU"/>
+        </w:rPr>
+      </w:pPr>
+      <w:r>
+        <w:rPr>
+          <w:rFonts w:eastAsiaTheme="minorEastAsia"/>
+          <w:color w:val="000000" w:themeColor="text1"/>
+          <w:lang w:val="ru-RU"/>
+        </w:rPr>
+        <w:t>Пример:</w:t>
+      </w:r>
+    </w:p>
+    <w:p>
+      <w:pPr>
+        <w:pStyle w:val="a7"/>
+        <w:ind w:left="1145" w:firstLine="0"/>
+        <w:rPr>
+          <w:rFonts w:eastAsiaTheme="minorEastAsia"/>
+          <w:color w:val="000000" w:themeColor="text1"/>
+          <w:lang w:val="ru-RU"/>
+        </w:rPr>
+      </w:pPr>
+      <w:r>
+        <w:rPr>
+          <w:color w:val="000000" w:themeColor="text1"/>
+          <w:lang w:val="ru-RU"/>
+        </w:rPr>
+        <w:t xml:space="preserve">Для задачи </w:t>
+      </w:r>
+      <m:oMath>
+        <m:r>
+          <w:rPr>
+            <w:rFonts w:ascii="Cambria Math" w:hAnsi="Cambria Math"/>
+            <w:color w:val="000000" w:themeColor="text1"/>
+            <w:lang w:val="ru-RU"/>
+          </w:rPr>
+          <m:t>f</m:t>
+        </m:r>
+        <m:d>
+          <m:dPr>
+            <m:ctrlPr>
+              <w:rPr>
+                <w:rFonts w:ascii="Cambria Math" w:hAnsi="Cambria Math"/>
+                <w:i/>
+                <w:color w:val="000000" w:themeColor="text1"/>
+                <w:lang w:val="ru-RU"/>
+              </w:rPr>
+            </m:ctrlPr>
+          </m:dPr>
+          <m:e>
+            <m:r>
+              <w:rPr>
+                <w:rFonts w:ascii="Cambria Math" w:hAnsi="Cambria Math"/>
+                <w:color w:val="000000" w:themeColor="text1"/>
+                <w:lang w:val="ru-RU"/>
+              </w:rPr>
+              <m:t>x</m:t>
+            </m:r>
+          </m:e>
+        </m:d>
+        <m:r>
+          <w:rPr>
+            <w:rFonts w:ascii="Cambria Math" w:hAnsi="Cambria Math"/>
+            <w:color w:val="000000" w:themeColor="text1"/>
+            <w:lang w:val="ru-RU"/>
+          </w:rPr>
+          <m:t>=</m:t>
+        </m:r>
+        <m:sSup>
+          <m:sSupPr>
+            <m:ctrlPr>
+              <w:rPr>
+                <w:rFonts w:ascii="Cambria Math" w:hAnsi="Cambria Math"/>
+                <w:i/>
+                <w:color w:val="000000" w:themeColor="text1"/>
+                <w:lang w:val="ru-RU"/>
+              </w:rPr>
+            </m:ctrlPr>
+          </m:sSupPr>
+          <m:e>
+            <m:d>
+              <m:dPr>
+                <m:ctrlPr>
+                  <w:rPr>
+                    <w:rFonts w:ascii="Cambria Math" w:hAnsi="Cambria Math"/>
+                    <w:i/>
+                    <w:color w:val="000000" w:themeColor="text1"/>
+                    <w:lang w:val="ru-RU"/>
+                  </w:rPr>
+                </m:ctrlPr>
+              </m:dPr>
+              <m:e>
+                <m:sSubSup>
+                  <m:sSubSupPr>
+                    <m:ctrlPr>
+                      <w:rPr>
+                        <w:rFonts w:ascii="Cambria Math" w:hAnsi="Cambria Math"/>
+                        <w:i/>
+                        <w:color w:val="000000" w:themeColor="text1"/>
+                        <w:lang w:val="ru-RU"/>
+                      </w:rPr>
+                    </m:ctrlPr>
+                  </m:sSubSupPr>
+                  <m:e>
+                    <m:r>
+                      <w:rPr>
+                        <w:rFonts w:ascii="Cambria Math" w:hAnsi="Cambria Math"/>
+                        <w:color w:val="000000" w:themeColor="text1"/>
+                        <w:lang w:val="ru-RU"/>
+                      </w:rPr>
+                      <m:t>x</m:t>
+                    </m:r>
+                  </m:e>
+                  <m:sub>
+                    <m:r>
+                      <w:rPr>
+                        <w:rFonts w:ascii="Cambria Math" w:hAnsi="Cambria Math"/>
+                        <w:color w:val="000000" w:themeColor="text1"/>
+                        <w:lang w:val="ru-RU"/>
+                      </w:rPr>
+                      <m:t>1</m:t>
+                    </m:r>
+                  </m:sub>
+                  <m:sup>
+                    <m:r>
+                      <w:rPr>
+                        <w:rFonts w:ascii="Cambria Math" w:hAnsi="Cambria Math"/>
+                        <w:color w:val="000000" w:themeColor="text1"/>
+                        <w:lang w:val="ru-RU"/>
+                      </w:rPr>
+                      <m:t>2</m:t>
+                    </m:r>
+                  </m:sup>
+                </m:sSubSup>
+                <m:r>
+                  <w:rPr>
+                    <w:rFonts w:ascii="Cambria Math" w:hAnsi="Cambria Math"/>
+                    <w:color w:val="000000" w:themeColor="text1"/>
+                    <w:lang w:val="ru-RU"/>
+                  </w:rPr>
+                  <m:t>+</m:t>
+                </m:r>
+                <m:sSub>
+                  <m:sSubPr>
+                    <m:ctrlPr>
+                      <w:rPr>
+                        <w:rFonts w:ascii="Cambria Math" w:hAnsi="Cambria Math"/>
+                        <w:i/>
+                        <w:color w:val="000000" w:themeColor="text1"/>
+                        <w:lang w:val="ru-RU"/>
+                      </w:rPr>
+                    </m:ctrlPr>
+                  </m:sSubPr>
+                  <m:e>
+                    <m:r>
+                      <w:rPr>
+                        <w:rFonts w:ascii="Cambria Math" w:hAnsi="Cambria Math"/>
+                        <w:color w:val="000000" w:themeColor="text1"/>
+                        <w:lang w:val="ru-RU"/>
+                      </w:rPr>
+                      <m:t>x</m:t>
+                    </m:r>
+                  </m:e>
+                  <m:sub>
+                    <m:r>
+                      <w:rPr>
+                        <w:rFonts w:ascii="Cambria Math" w:hAnsi="Cambria Math"/>
+                        <w:color w:val="000000" w:themeColor="text1"/>
+                        <w:lang w:val="ru-RU"/>
+                      </w:rPr>
+                      <m:t>2</m:t>
+                    </m:r>
+                  </m:sub>
+                </m:sSub>
+                <m:r>
+                  <w:rPr>
+                    <w:rFonts w:ascii="Cambria Math" w:hAnsi="Cambria Math"/>
+                    <w:color w:val="000000" w:themeColor="text1"/>
+                    <w:lang w:val="ru-RU"/>
+                  </w:rPr>
+                  <m:t>-11</m:t>
+                </m:r>
+              </m:e>
+            </m:d>
+          </m:e>
+          <m:sup>
+            <m:r>
+              <w:rPr>
+                <w:rFonts w:ascii="Cambria Math" w:hAnsi="Cambria Math"/>
+                <w:color w:val="000000" w:themeColor="text1"/>
+                <w:lang w:val="ru-RU"/>
+              </w:rPr>
+              <m:t>2</m:t>
+            </m:r>
+          </m:sup>
+        </m:sSup>
+        <m:r>
+          <w:rPr>
+            <w:rFonts w:ascii="Cambria Math" w:hAnsi="Cambria Math"/>
+            <w:color w:val="000000" w:themeColor="text1"/>
+            <w:lang w:val="ru-RU"/>
+          </w:rPr>
+          <m:t>+</m:t>
+        </m:r>
+        <m:sSup>
+          <m:sSupPr>
+            <m:ctrlPr>
+              <w:rPr>
+                <w:rFonts w:ascii="Cambria Math" w:hAnsi="Cambria Math"/>
+                <w:i/>
+                <w:color w:val="000000" w:themeColor="text1"/>
+                <w:lang w:val="ru-RU"/>
+              </w:rPr>
+            </m:ctrlPr>
+          </m:sSupPr>
+          <m:e>
+            <m:d>
+              <m:dPr>
+                <m:ctrlPr>
+                  <w:rPr>
+                    <w:rFonts w:ascii="Cambria Math" w:hAnsi="Cambria Math"/>
+                    <w:i/>
+                    <w:color w:val="000000" w:themeColor="text1"/>
+                    <w:lang w:val="ru-RU"/>
+                  </w:rPr>
+                </m:ctrlPr>
+              </m:dPr>
+              <m:e>
+                <m:sSub>
+                  <m:sSubPr>
+                    <m:ctrlPr>
+                      <w:rPr>
+                        <w:rFonts w:ascii="Cambria Math" w:hAnsi="Cambria Math"/>
+                        <w:i/>
+                        <w:color w:val="000000" w:themeColor="text1"/>
+                        <w:lang w:val="ru-RU"/>
+                      </w:rPr>
+                    </m:ctrlPr>
+                  </m:sSubPr>
+                  <m:e>
+                    <m:r>
+                      <w:rPr>
+                        <w:rFonts w:ascii="Cambria Math" w:hAnsi="Cambria Math"/>
+                        <w:color w:val="000000" w:themeColor="text1"/>
+                        <w:lang w:val="ru-RU"/>
+                      </w:rPr>
+                      <m:t>x</m:t>
+                    </m:r>
+                  </m:e>
+                  <m:sub>
+                    <m:r>
+                      <w:rPr>
+                        <w:rFonts w:ascii="Cambria Math" w:hAnsi="Cambria Math"/>
+                        <w:color w:val="000000" w:themeColor="text1"/>
+                        <w:lang w:val="ru-RU"/>
+                      </w:rPr>
+                      <m:t>1</m:t>
+                    </m:r>
+                  </m:sub>
+                </m:sSub>
+                <m:r>
+                  <w:rPr>
+                    <w:rFonts w:ascii="Cambria Math" w:hAnsi="Cambria Math"/>
+                    <w:color w:val="000000" w:themeColor="text1"/>
+                    <w:lang w:val="ru-RU"/>
+                  </w:rPr>
+                  <m:t>+</m:t>
+                </m:r>
+                <m:sSubSup>
+                  <m:sSubSupPr>
+                    <m:ctrlPr>
+                      <w:rPr>
+                        <w:rFonts w:ascii="Cambria Math" w:hAnsi="Cambria Math"/>
+                        <w:i/>
+                        <w:color w:val="000000" w:themeColor="text1"/>
+                        <w:lang w:val="ru-RU"/>
+                      </w:rPr>
+                    </m:ctrlPr>
+                  </m:sSubSupPr>
+                  <m:e>
+                    <m:r>
+                      <w:rPr>
+                        <w:rFonts w:ascii="Cambria Math" w:hAnsi="Cambria Math"/>
+                        <w:color w:val="000000" w:themeColor="text1"/>
+                        <w:lang w:val="ru-RU"/>
+                      </w:rPr>
+                      <m:t>x</m:t>
+                    </m:r>
+                  </m:e>
+                  <m:sub>
+                    <m:r>
+                      <w:rPr>
+                        <w:rFonts w:ascii="Cambria Math" w:hAnsi="Cambria Math"/>
+                        <w:color w:val="000000" w:themeColor="text1"/>
+                        <w:lang w:val="ru-RU"/>
+                      </w:rPr>
+                      <m:t>2</m:t>
+                    </m:r>
+                  </m:sub>
+                  <m:sup>
+                    <m:r>
+                      <w:rPr>
+                        <w:rFonts w:ascii="Cambria Math" w:hAnsi="Cambria Math"/>
+                        <w:color w:val="000000" w:themeColor="text1"/>
+                        <w:lang w:val="ru-RU"/>
+                      </w:rPr>
+                      <m:t>2</m:t>
+                    </m:r>
+                  </m:sup>
+                </m:sSubSup>
+                <m:r>
+                  <w:rPr>
+                    <w:rFonts w:ascii="Cambria Math" w:hAnsi="Cambria Math"/>
+                    <w:color w:val="000000" w:themeColor="text1"/>
+                    <w:lang w:val="ru-RU"/>
+                  </w:rPr>
+                  <m:t>-7</m:t>
+                </m:r>
+              </m:e>
+            </m:d>
+          </m:e>
+          <m:sup>
+            <m:r>
+              <w:rPr>
+                <w:rFonts w:ascii="Cambria Math" w:hAnsi="Cambria Math"/>
+                <w:color w:val="000000" w:themeColor="text1"/>
+                <w:lang w:val="ru-RU"/>
+              </w:rPr>
+              <m:t>2</m:t>
+            </m:r>
+          </m:sup>
+        </m:sSup>
+        <m:r>
+          <w:rPr>
+            <w:rFonts w:ascii="Cambria Math" w:hAnsi="Cambria Math"/>
+            <w:color w:val="000000" w:themeColor="text1"/>
+            <w:lang w:val="ru-RU"/>
+          </w:rPr>
+          <m:t>→min</m:t>
+        </m:r>
+      </m:oMath>
+    </w:p>
+    <w:p>
+      <w:pPr>
+        <w:pStyle w:val="a7"/>
+        <w:ind w:left="1145" w:firstLine="0"/>
+        <w:rPr>
+          <w:rFonts w:eastAsiaTheme="minorEastAsia"/>
+          <w:i/>
+          <w:color w:val="000000" w:themeColor="text1"/>
+          <w:lang w:val="ru-RU"/>
+        </w:rPr>
+      </w:pPr>
+      <m:oMathPara>
+        <m:oMath>
+          <m:sSub>
+            <m:sSubPr>
+              <m:ctrlPr>
+                <w:rPr>
+                  <w:rFonts w:ascii="Cambria Math" w:eastAsiaTheme="minorEastAsia" w:hAnsi="Cambria Math"/>
+                  <w:i/>
+                  <w:color w:val="000000" w:themeColor="text1"/>
+                  <w:lang w:val="ru-RU"/>
+                </w:rPr>
+              </m:ctrlPr>
+            </m:sSubPr>
+            <m:e>
+              <m:r>
+                <w:rPr>
+                  <w:rFonts w:ascii="Cambria Math" w:eastAsiaTheme="minorEastAsia" w:hAnsi="Cambria Math"/>
+                  <w:color w:val="000000" w:themeColor="text1"/>
+                  <w:lang w:val="ru-RU"/>
+                </w:rPr>
+                <m:t>x</m:t>
+              </m:r>
+            </m:e>
+            <m:sub>
+              <m:r>
+                <w:rPr>
+                  <w:rFonts w:ascii="Cambria Math" w:eastAsiaTheme="minorEastAsia" w:hAnsi="Cambria Math"/>
+                  <w:color w:val="000000" w:themeColor="text1"/>
+                  <w:lang w:val="ru-RU"/>
+                </w:rPr>
+                <m:t>0</m:t>
+              </m:r>
+            </m:sub>
+          </m:sSub>
+          <m:r>
+            <w:rPr>
+              <w:rFonts w:ascii="Cambria Math" w:eastAsiaTheme="minorEastAsia" w:hAnsi="Cambria Math"/>
+              <w:color w:val="000000" w:themeColor="text1"/>
+              <w:lang w:val="ru-RU"/>
+            </w:rPr>
+            <m:t>=</m:t>
+          </m:r>
+          <m:d>
+            <m:dPr>
+              <m:ctrlPr>
+                <w:rPr>
+                  <w:rFonts w:ascii="Cambria Math" w:eastAsiaTheme="minorEastAsia" w:hAnsi="Cambria Math"/>
+                  <w:i/>
+                  <w:color w:val="000000" w:themeColor="text1"/>
+                  <w:lang w:val="ru-RU"/>
+                </w:rPr>
+              </m:ctrlPr>
+            </m:dPr>
+            <m:e>
+              <m:r>
+                <w:rPr>
+                  <w:rFonts w:ascii="Cambria Math" w:eastAsiaTheme="minorEastAsia" w:hAnsi="Cambria Math"/>
+                  <w:color w:val="000000" w:themeColor="text1"/>
+                  <w:lang w:val="ru-RU"/>
+                </w:rPr>
+                <m:t>0,0</m:t>
+              </m:r>
+            </m:e>
+          </m:d>
+          <m:r>
+            <w:rPr>
+              <w:rFonts w:ascii="Cambria Math" w:eastAsiaTheme="minorEastAsia" w:hAnsi="Cambria Math"/>
+              <w:color w:val="000000" w:themeColor="text1"/>
+              <w:lang w:val="ru-RU"/>
+            </w:rPr>
+            <m:t>;</m:t>
+          </m:r>
+          <m:sSub>
+            <m:sSubPr>
+              <m:ctrlPr>
+                <w:rPr>
+                  <w:rFonts w:ascii="Cambria Math" w:eastAsiaTheme="minorEastAsia" w:hAnsi="Cambria Math"/>
+                  <w:i/>
+                  <w:color w:val="000000" w:themeColor="text1"/>
+                  <w:lang w:val="ru-RU"/>
+                </w:rPr>
+              </m:ctrlPr>
+            </m:sSubPr>
+            <m:e>
+              <m:r>
+                <w:rPr>
+                  <w:rFonts w:ascii="Cambria Math" w:eastAsiaTheme="minorEastAsia" w:hAnsi="Cambria Math"/>
+                  <w:color w:val="000000" w:themeColor="text1"/>
+                  <w:lang w:val="ru-RU"/>
+                </w:rPr>
+                <m:t>ε</m:t>
+              </m:r>
+            </m:e>
+            <m:sub>
+              <m:r>
+                <w:rPr>
+                  <w:rFonts w:ascii="Cambria Math" w:eastAsiaTheme="minorEastAsia" w:hAnsi="Cambria Math"/>
+                  <w:color w:val="000000" w:themeColor="text1"/>
+                  <w:lang w:val="ru-RU"/>
+                </w:rPr>
+                <m:t>1</m:t>
+              </m:r>
+            </m:sub>
+          </m:sSub>
+          <m:r>
+            <w:rPr>
+              <w:rFonts w:ascii="Cambria Math" w:eastAsiaTheme="minorEastAsia" w:hAnsi="Cambria Math"/>
+              <w:color w:val="000000" w:themeColor="text1"/>
+              <w:lang w:val="ru-RU"/>
+            </w:rPr>
+            <m:t>=0,1;</m:t>
+          </m:r>
+          <m:sSub>
+            <m:sSubPr>
+              <m:ctrlPr>
+                <w:rPr>
+                  <w:rFonts w:ascii="Cambria Math" w:eastAsiaTheme="minorEastAsia" w:hAnsi="Cambria Math"/>
+                  <w:i/>
+                  <w:color w:val="000000" w:themeColor="text1"/>
+                  <w:lang w:val="ru-RU"/>
+                </w:rPr>
+              </m:ctrlPr>
+            </m:sSubPr>
+            <m:e>
+              <m:r>
+                <w:rPr>
+                  <w:rFonts w:ascii="Cambria Math" w:eastAsiaTheme="minorEastAsia" w:hAnsi="Cambria Math"/>
+                  <w:color w:val="000000" w:themeColor="text1"/>
+                  <w:lang w:val="ru-RU"/>
+                </w:rPr>
+                <m:t>ε</m:t>
+              </m:r>
+            </m:e>
+            <m:sub>
+              <m:r>
+                <w:rPr>
+                  <w:rFonts w:ascii="Cambria Math" w:eastAsiaTheme="minorEastAsia" w:hAnsi="Cambria Math"/>
+                  <w:color w:val="000000" w:themeColor="text1"/>
+                  <w:lang w:val="ru-RU"/>
+                </w:rPr>
+                <m:t>2</m:t>
+              </m:r>
+            </m:sub>
+          </m:sSub>
+          <m:r>
+            <w:rPr>
+              <w:rFonts w:ascii="Cambria Math" w:eastAsiaTheme="minorEastAsia" w:hAnsi="Cambria Math"/>
+              <w:color w:val="000000" w:themeColor="text1"/>
+              <w:lang w:val="ru-RU"/>
+            </w:rPr>
+            <m:t>=0,1.</m:t>
+          </m:r>
+        </m:oMath>
+      </m:oMathPara>
+    </w:p>
+    <w:p>
+      <w:pPr>
+        <w:pStyle w:val="a7"/>
+        <w:ind w:left="1145" w:firstLine="0"/>
+        <w:rPr>
+          <w:rFonts w:eastAsiaTheme="minorEastAsia"/>
+          <w:color w:val="000000" w:themeColor="text1"/>
+          <w:lang w:val="ru-RU"/>
+        </w:rPr>
+      </w:pPr>
+      <w:r>
+        <w:rPr>
+          <w:color w:val="000000" w:themeColor="text1"/>
+          <w:lang w:val="ru-RU"/>
+        </w:rPr>
+        <w:t xml:space="preserve">Из начальной точки </w:t>
+      </w:r>
+      <m:oMath>
+        <m:r>
+          <w:rPr>
+            <w:rFonts w:ascii="Cambria Math" w:hAnsi="Cambria Math"/>
+            <w:color w:val="000000" w:themeColor="text1"/>
+            <w:lang w:val="ru-RU"/>
+          </w:rPr>
+          <m:t>(0,0)</m:t>
+        </m:r>
+      </m:oMath>
+      <w:r>
+        <w:rPr>
+          <w:rFonts w:eastAsiaTheme="minorEastAsia"/>
+          <w:color w:val="000000" w:themeColor="text1"/>
+          <w:lang w:val="ru-RU"/>
+        </w:rPr>
+        <w:t xml:space="preserve"> найдено решение </w:t>
+      </w:r>
+      <w:r>
+        <w:rPr>
+          <w:rFonts w:eastAsiaTheme="minorEastAsia"/>
+          <w:color w:val="000000" w:themeColor="text1"/>
+          <w:lang w:val="ru-RU"/>
+        </w:rPr>
+        <w:t>(0.6224489036226203, 0.6224489036226203)</w:t>
+      </w:r>
+      <w:r>
+        <w:rPr>
+          <w:rFonts w:eastAsiaTheme="minorEastAsia"/>
+          <w:color w:val="000000" w:themeColor="text1"/>
+          <w:lang w:val="ru-RU"/>
+        </w:rPr>
+        <w:t>, при котором:</w:t>
+      </w:r>
+    </w:p>
+    <w:p>
+      <w:pPr>
+        <w:pStyle w:val="a7"/>
+        <w:ind w:left="1145" w:firstLine="0"/>
+        <w:rPr>
+          <w:rFonts w:eastAsiaTheme="minorEastAsia"/>
+          <w:color w:val="000000" w:themeColor="text1"/>
+          <w:lang w:val="ru-RU"/>
+        </w:rPr>
+      </w:pPr>
+      <m:oMathPara>
+        <m:oMath>
+          <m:r>
+            <w:rPr>
+              <w:rFonts w:ascii="Cambria Math" w:hAnsi="Cambria Math"/>
+              <w:color w:val="000000" w:themeColor="text1"/>
+              <w:lang w:val="ru-RU"/>
+            </w:rPr>
+            <m:t>f(</m:t>
+          </m:r>
+          <m:sSub>
+            <m:sSubPr>
+              <m:ctrlPr>
+                <w:rPr>
+                  <w:rFonts w:ascii="Cambria Math" w:hAnsi="Cambria Math"/>
+                  <w:i/>
+                  <w:color w:val="000000" w:themeColor="text1"/>
+                  <w:lang w:val="ru-RU"/>
+                </w:rPr>
+              </m:ctrlPr>
+            </m:sSubPr>
+            <m:e>
+              <m:r>
+                <w:rPr>
+                  <w:rFonts w:ascii="Cambria Math" w:hAnsi="Cambria Math"/>
+                  <w:color w:val="000000" w:themeColor="text1"/>
+                  <w:lang w:val="ru-RU"/>
+                </w:rPr>
+                <m:t>x</m:t>
+              </m:r>
+            </m:e>
+            <m:sub>
+              <m:r>
+                <w:rPr>
+                  <w:rFonts w:ascii="Cambria Math" w:hAnsi="Cambria Math"/>
+                  <w:color w:val="000000" w:themeColor="text1"/>
+                  <w:lang w:val="ru-RU"/>
+                </w:rPr>
+                <m:t>1</m:t>
+              </m:r>
+            </m:sub>
+          </m:sSub>
+          <m:r>
+            <w:rPr>
+              <w:rFonts w:ascii="Cambria Math" w:hAnsi="Cambria Math"/>
+              <w:color w:val="000000" w:themeColor="text1"/>
+              <w:lang w:val="ru-RU"/>
+            </w:rPr>
+            <m:t xml:space="preserve">, </m:t>
+          </m:r>
+          <m:sSub>
+            <m:sSubPr>
+              <m:ctrlPr>
+                <w:rPr>
+                  <w:rFonts w:ascii="Cambria Math" w:hAnsi="Cambria Math"/>
+                  <w:i/>
+                  <w:color w:val="000000" w:themeColor="text1"/>
+                  <w:lang w:val="ru-RU"/>
+                </w:rPr>
+              </m:ctrlPr>
+            </m:sSubPr>
+            <m:e>
+              <m:r>
+                <w:rPr>
+                  <w:rFonts w:ascii="Cambria Math" w:hAnsi="Cambria Math"/>
+                  <w:color w:val="000000" w:themeColor="text1"/>
+                  <w:lang w:val="ru-RU"/>
+                </w:rPr>
+                <m:t>x</m:t>
+              </m:r>
+            </m:e>
+            <m:sub>
+              <m:r>
+                <w:rPr>
+                  <w:rFonts w:ascii="Cambria Math" w:hAnsi="Cambria Math"/>
+                  <w:color w:val="000000" w:themeColor="text1"/>
+                  <w:lang w:val="ru-RU"/>
+                </w:rPr>
+                <m:t>2</m:t>
+              </m:r>
+            </m:sub>
+          </m:sSub>
+          <m:r>
+            <w:rPr>
+              <w:rFonts w:ascii="Cambria Math" w:hAnsi="Cambria Math"/>
+              <w:color w:val="000000" w:themeColor="text1"/>
+              <w:lang w:val="ru-RU"/>
+            </w:rPr>
+            <m:t>) -&gt; min: 0.11065157529639524</m:t>
+          </m:r>
+        </m:oMath>
+      </m:oMathPara>
+    </w:p>
+    <w:p>
+      <w:pPr>
+        <w:pStyle w:val="a7"/>
+        <w:ind w:left="1145" w:firstLine="0"/>
+        <w:rPr>
+          <w:rFonts w:eastAsiaTheme="minorEastAsia"/>
+          <w:color w:val="000000" w:themeColor="text1"/>
+          <w:lang w:val="ru-RU"/>
+        </w:rPr>
+      </w:pPr>
+      <w:r>
+        <w:rPr>
+          <w:rFonts w:eastAsiaTheme="minorEastAsia"/>
+          <w:color w:val="000000" w:themeColor="text1"/>
+          <w:lang w:val="ru-RU"/>
+        </w:rPr>
+        <w:t>на 615-ой итерации.</w:t>
+      </w:r>
+    </w:p>
+    <w:p>
+      <w:pPr>
+        <w:pStyle w:val="a7"/>
+        <w:ind w:left="1145" w:firstLine="0"/>
+        <w:rPr>
+          <w:rFonts w:eastAsiaTheme="minorEastAsia"/>
+          <w:color w:val="000000" w:themeColor="text1"/>
+          <w:lang w:val="ru-RU"/>
+        </w:rPr>
+      </w:pPr>
+      <w:r>
+        <w:rPr>
+          <w:color w:val="000000" w:themeColor="text1"/>
+          <w:lang w:val="ru-RU"/>
+        </w:rPr>
+        <w:t xml:space="preserve">Из начальной точки </w:t>
+      </w:r>
+      <m:oMath>
+        <m:r>
+          <w:rPr>
+            <w:rFonts w:ascii="Cambria Math" w:hAnsi="Cambria Math"/>
+            <w:color w:val="000000" w:themeColor="text1"/>
+            <w:lang w:val="ru-RU"/>
+          </w:rPr>
+          <m:t>(8,9</m:t>
+        </m:r>
+        <m:r>
+          <w:rPr>
+            <w:rFonts w:ascii="Cambria Math" w:hAnsi="Cambria Math"/>
+            <w:color w:val="000000" w:themeColor="text1"/>
+            <w:lang w:val="ru-RU"/>
+          </w:rPr>
+          <m:t>)</m:t>
+        </m:r>
+      </m:oMath>
+      <w:r>
+        <w:rPr>
+          <w:rFonts w:eastAsiaTheme="minorEastAsia"/>
+          <w:color w:val="000000" w:themeColor="text1"/>
+          <w:lang w:val="ru-RU"/>
+        </w:rPr>
+        <w:t xml:space="preserve"> найдено решение </w:t>
+      </w:r>
+      <w:r>
+        <w:rPr>
+          <w:rFonts w:eastAsiaTheme="minorEastAsia"/>
+          <w:color w:val="000000" w:themeColor="text1"/>
+          <w:lang w:val="ru-RU"/>
+        </w:rPr>
+        <w:t>(0.5627204058103036, 0.7018345208880062)</w:t>
+      </w:r>
+      <w:r>
+        <w:rPr>
+          <w:rFonts w:eastAsiaTheme="minorEastAsia"/>
+          <w:color w:val="000000" w:themeColor="text1"/>
+          <w:lang w:val="ru-RU"/>
+        </w:rPr>
+        <w:t>, при котором:</w:t>
+      </w:r>
+    </w:p>
+    <w:p>
+      <w:pPr>
+        <w:pStyle w:val="a7"/>
+        <w:ind w:left="1145" w:firstLine="0"/>
+        <w:rPr>
+          <w:rFonts w:eastAsiaTheme="minorEastAsia"/>
+          <w:color w:val="000000" w:themeColor="text1"/>
+          <w:lang w:val="ru-RU"/>
+        </w:rPr>
+      </w:pPr>
+      <m:oMathPara>
+        <m:oMath>
+          <m:r>
+            <w:rPr>
+              <w:rFonts w:ascii="Cambria Math" w:hAnsi="Cambria Math"/>
+              <w:color w:val="000000" w:themeColor="text1"/>
+              <w:lang w:val="ru-RU"/>
+            </w:rPr>
+            <m:t>f(</m:t>
+          </m:r>
+          <m:sSub>
+            <m:sSubPr>
+              <m:ctrlPr>
+                <w:rPr>
+                  <w:rFonts w:ascii="Cambria Math" w:hAnsi="Cambria Math"/>
+                  <w:i/>
+                  <w:color w:val="000000" w:themeColor="text1"/>
+                  <w:lang w:val="ru-RU"/>
+                </w:rPr>
+              </m:ctrlPr>
+            </m:sSubPr>
+            <m:e>
+              <m:r>
+                <w:rPr>
+                  <w:rFonts w:ascii="Cambria Math" w:hAnsi="Cambria Math"/>
+                  <w:color w:val="000000" w:themeColor="text1"/>
+                  <w:lang w:val="ru-RU"/>
+                </w:rPr>
+                <m:t>x</m:t>
+              </m:r>
+            </m:e>
+            <m:sub>
+              <m:r>
+                <w:rPr>
+                  <w:rFonts w:ascii="Cambria Math" w:hAnsi="Cambria Math"/>
+                  <w:color w:val="000000" w:themeColor="text1"/>
+                  <w:lang w:val="ru-RU"/>
+                </w:rPr>
+                <m:t>1</m:t>
+              </m:r>
+            </m:sub>
+          </m:sSub>
+          <m:r>
+            <w:rPr>
+              <w:rFonts w:ascii="Cambria Math" w:hAnsi="Cambria Math"/>
+              <w:color w:val="000000" w:themeColor="text1"/>
+              <w:lang w:val="ru-RU"/>
+            </w:rPr>
+            <m:t xml:space="preserve">, </m:t>
+          </m:r>
+          <m:sSub>
+            <m:sSubPr>
+              <m:ctrlPr>
+                <w:rPr>
+                  <w:rFonts w:ascii="Cambria Math" w:hAnsi="Cambria Math"/>
+                  <w:i/>
+                  <w:color w:val="000000" w:themeColor="text1"/>
+                  <w:lang w:val="ru-RU"/>
+                </w:rPr>
+              </m:ctrlPr>
+            </m:sSubPr>
+            <m:e>
+              <m:r>
+                <w:rPr>
+                  <w:rFonts w:ascii="Cambria Math" w:hAnsi="Cambria Math"/>
+                  <w:color w:val="000000" w:themeColor="text1"/>
+                  <w:lang w:val="ru-RU"/>
+                </w:rPr>
+                <m:t>x</m:t>
+              </m:r>
+            </m:e>
+            <m:sub>
+              <m:r>
+                <w:rPr>
+                  <w:rFonts w:ascii="Cambria Math" w:hAnsi="Cambria Math"/>
+                  <w:color w:val="000000" w:themeColor="text1"/>
+                  <w:lang w:val="ru-RU"/>
+                </w:rPr>
+                <m:t>2</m:t>
+              </m:r>
+            </m:sub>
+          </m:sSub>
+          <m:r>
+            <w:rPr>
+              <w:rFonts w:ascii="Cambria Math" w:hAnsi="Cambria Math"/>
+              <w:color w:val="000000" w:themeColor="text1"/>
+              <w:lang w:val="ru-RU"/>
+            </w:rPr>
+            <m:t>) -&gt; min: 0.10638404746036509</m:t>
+          </m:r>
+        </m:oMath>
+      </m:oMathPara>
+    </w:p>
+    <w:p>
+      <w:pPr>
+        <w:pStyle w:val="a7"/>
+        <w:ind w:left="1145" w:firstLine="0"/>
+        <w:rPr>
+          <w:rFonts w:eastAsiaTheme="minorEastAsia"/>
+          <w:color w:val="000000" w:themeColor="text1"/>
+          <w:lang w:val="ru-RU"/>
+        </w:rPr>
+      </w:pPr>
+      <w:r>
+        <w:rPr>
+          <w:rFonts w:eastAsiaTheme="minorEastAsia"/>
+          <w:color w:val="000000" w:themeColor="text1"/>
+          <w:lang w:val="ru-RU"/>
+        </w:rPr>
+        <w:t xml:space="preserve">на </w:t>
+      </w:r>
+      <w:r>
+        <w:rPr>
+          <w:rFonts w:eastAsiaTheme="minorEastAsia"/>
+          <w:color w:val="000000" w:themeColor="text1"/>
+          <w:lang w:val="ru-RU"/>
+        </w:rPr>
+        <w:t>473</w:t>
+      </w:r>
+      <w:r>
+        <w:rPr>
+          <w:rFonts w:eastAsiaTheme="minorEastAsia"/>
+          <w:color w:val="000000" w:themeColor="text1"/>
+          <w:lang w:val="ru-RU"/>
+        </w:rPr>
+        <w:t>-ой итерации.</w:t>
+      </w:r>
+    </w:p>
+    <w:p>
+      <w:pPr>
+        <w:pStyle w:val="a7"/>
+        <w:ind w:left="1145" w:firstLine="0"/>
+        <w:rPr>
+          <w:rFonts w:eastAsiaTheme="minorEastAsia"/>
+          <w:color w:val="000000" w:themeColor="text1"/>
+          <w:lang w:val="ru-RU"/>
+        </w:rPr>
+      </w:pPr>
+      <w:r>
+        <w:rPr>
+          <w:color w:val="000000" w:themeColor="text1"/>
+          <w:lang w:val="ru-RU"/>
+        </w:rPr>
+        <w:lastRenderedPageBreak/>
+        <w:t xml:space="preserve">Из начальной точки </w:t>
+      </w:r>
+      <m:oMath>
+        <m:r>
+          <w:rPr>
+            <w:rFonts w:ascii="Cambria Math" w:hAnsi="Cambria Math"/>
+            <w:color w:val="000000" w:themeColor="text1"/>
+            <w:lang w:val="ru-RU"/>
+          </w:rPr>
+          <m:t>(-8,-9</m:t>
+        </m:r>
+        <m:r>
+          <w:rPr>
+            <w:rFonts w:ascii="Cambria Math" w:hAnsi="Cambria Math"/>
+            <w:color w:val="000000" w:themeColor="text1"/>
+            <w:lang w:val="ru-RU"/>
+          </w:rPr>
+          <m:t>)</m:t>
+        </m:r>
+      </m:oMath>
+      <w:r>
+        <w:rPr>
+          <w:rFonts w:eastAsiaTheme="minorEastAsia"/>
+          <w:color w:val="000000" w:themeColor="text1"/>
+          <w:lang w:val="ru-RU"/>
+        </w:rPr>
+        <w:t xml:space="preserve"> найдено решение </w:t>
+      </w:r>
+      <w:r>
+        <w:rPr>
+          <w:rFonts w:eastAsiaTheme="minorEastAsia"/>
+          <w:color w:val="000000" w:themeColor="text1"/>
+          <w:lang w:val="ru-RU"/>
+        </w:rPr>
+        <w:t>(0.9795775785691662, 0.07265195651117562)</w:t>
+      </w:r>
+      <w:r>
+        <w:rPr>
+          <w:rFonts w:eastAsiaTheme="minorEastAsia"/>
+          <w:color w:val="000000" w:themeColor="text1"/>
+          <w:lang w:val="ru-RU"/>
+        </w:rPr>
+        <w:t>, при котором:</w:t>
+      </w:r>
+    </w:p>
+    <w:p>
+      <w:pPr>
+        <w:pStyle w:val="a7"/>
+        <w:ind w:left="1145" w:firstLine="0"/>
+        <w:rPr>
+          <w:rFonts w:eastAsiaTheme="minorEastAsia"/>
+          <w:color w:val="000000" w:themeColor="text1"/>
+          <w:lang w:val="ru-RU"/>
+        </w:rPr>
+      </w:pPr>
+      <m:oMathPara>
+        <m:oMath>
+          <m:r>
+            <w:rPr>
+              <w:rFonts w:ascii="Cambria Math" w:hAnsi="Cambria Math"/>
+              <w:color w:val="000000" w:themeColor="text1"/>
+              <w:lang w:val="ru-RU"/>
+            </w:rPr>
+            <m:t>f(x1, x2) -&gt; min: 0.003963408927810042</m:t>
+          </m:r>
+        </m:oMath>
+      </m:oMathPara>
+    </w:p>
+    <w:p>
+      <w:pPr>
+        <w:pStyle w:val="a7"/>
+        <w:ind w:left="1145" w:firstLine="0"/>
+        <w:rPr>
+          <w:rFonts w:eastAsiaTheme="minorEastAsia"/>
+          <w:color w:val="000000" w:themeColor="text1"/>
+          <w:lang w:val="ru-RU"/>
+        </w:rPr>
+      </w:pPr>
+      <w:r>
+        <w:rPr>
+          <w:rFonts w:eastAsiaTheme="minorEastAsia"/>
+          <w:color w:val="000000" w:themeColor="text1"/>
+          <w:lang w:val="ru-RU"/>
+        </w:rPr>
+        <w:t>на 1275</w:t>
+      </w:r>
+      <w:r>
+        <w:rPr>
+          <w:rFonts w:eastAsiaTheme="minorEastAsia"/>
+          <w:color w:val="000000" w:themeColor="text1"/>
+          <w:lang w:val="ru-RU"/>
+        </w:rPr>
+        <w:t>-ой итерации.</w:t>
+      </w:r>
+      <w:bookmarkStart w:id="0" w:name="_GoBack"/>
+      <w:bookmarkEnd w:id="0"/>
     </w:p>
     <w:sectPr>
       <w:pgSz w:w="11906" w:h="16838"/>
@@ -9828,7 +13064,7 @@
 </file>
 
 <file path=word/numbering.xml><?xml version="1.0" encoding="utf-8"?>
-<w:numbering xmlns:wpc="http://schemas.microsoft.com/office/word/2010/wordprocessingCanvas" xmlns:cx="http://schemas.microsoft.com/office/drawing/2014/chartex" xmlns:cx1="http://schemas.microsoft.com/office/drawing/2015/9/8/chartex" xmlns:cx2="http://schemas.microsoft.com/office/drawing/2015/10/21/chartex" xmlns:cx3="http://schemas.microsoft.com/office/drawing/2016/5/9/chartex" xmlns:cx4="http://schemas.microsoft.com/office/drawing/2016/5/10/chartex" xmlns:cx5="http://schemas.microsoft.com/office/drawing/2016/5/11/chartex" xmlns:cx6="http://schemas.microsoft.com/office/drawing/2016/5/12/chartex" xmlns:cx7="http://schemas.microsoft.com/office/drawing/2016/5/13/chartex" xmlns:cx8="http://schemas.microsoft.com/office/drawing/2016/5/14/chartex" xmlns:mc="http://schemas.openxmlformats.org/markup-compatibility/2006" xmlns:aink="http://schemas.microsoft.com/office/drawing/2016/ink" xmlns:am3d="http://schemas.microsoft.com/office/drawing/2017/model3d" xmlns:o="urn:schemas-microsoft-com:office:office" xmlns:oel="http://schemas.microsoft.com/office/2019/extlst" xmlns:r="http://schemas.openxmlformats.org/officeDocument/2006/relationships" xmlns:m="http://schemas.openxmlformats.org/officeDocument/2006/math" xmlns:v="urn:schemas-microsoft-com:vml" xmlns:wp14="http://schemas.microsoft.com/office/word/2010/wordprocessingDrawing" xmlns:wp="http://schemas.openxmlformats.org/drawingml/2006/wordprocessingDrawing" xmlns:w10="urn:schemas-microsoft-com:office:word" xmlns:w="http://schemas.openxmlformats.org/wordprocessingml/2006/main" xmlns:w14="http://schemas.microsoft.com/office/word/2010/wordml" xmlns:w15="http://schemas.microsoft.com/office/word/2012/wordml" xmlns:w16cex="http://schemas.microsoft.com/office/word/2018/wordml/cex" xmlns:w16cid="http://schemas.microsoft.com/office/word/2016/wordml/cid" xmlns:w16="http://schemas.microsoft.com/office/word/2018/wordml" xmlns:w16du="http://schemas.microsoft.com/office/word/2023/wordml/word16du" xmlns:w16sdtdh="http://schemas.microsoft.com/office/word/2020/wordml/sdtdatahash" xmlns:w16sdtfl="http://schemas.microsoft.com/office/word/2024/wordml/sdtformatlock" xmlns:w16se="http://schemas.microsoft.com/office/word/2015/wordml/symex" xmlns:wpg="http://schemas.microsoft.com/office/word/2010/wordprocessingGroup" xmlns:wpi="http://schemas.microsoft.com/office/word/2010/wordprocessingInk" xmlns:wne="http://schemas.microsoft.com/office/word/2006/wordml" xmlns:wps="http://schemas.microsoft.com/office/word/2010/wordprocessingShape" mc:Ignorable="w14 w15 w16se w16cid w16 w16cex w16sdtdh w16sdtfl w16du wp14">
+<w:numbering xmlns:wpc="http://schemas.microsoft.com/office/word/2010/wordprocessingCanvas" xmlns:cx="http://schemas.microsoft.com/office/drawing/2014/chartex" xmlns:mc="http://schemas.openxmlformats.org/markup-compatibility/2006" xmlns:o="urn:schemas-microsoft-com:office:office" xmlns:r="http://schemas.openxmlformats.org/officeDocument/2006/relationships" xmlns:m="http://schemas.openxmlformats.org/officeDocument/2006/math" xmlns:v="urn:schemas-microsoft-com:vml" xmlns:wp14="http://schemas.microsoft.com/office/word/2010/wordprocessingDrawing" xmlns:wp="http://schemas.openxmlformats.org/drawingml/2006/wordprocessingDrawing" xmlns:w10="urn:schemas-microsoft-com:office:word" xmlns:w="http://schemas.openxmlformats.org/wordprocessingml/2006/main" xmlns:w14="http://schemas.microsoft.com/office/word/2010/wordml" xmlns:w15="http://schemas.microsoft.com/office/word/2012/wordml" xmlns:w16se="http://schemas.microsoft.com/office/word/2015/wordml/symex" xmlns:wpg="http://schemas.microsoft.com/office/word/2010/wordprocessingGroup" xmlns:wpi="http://schemas.microsoft.com/office/word/2010/wordprocessingInk" xmlns:wne="http://schemas.microsoft.com/office/word/2006/wordml" xmlns:wps="http://schemas.microsoft.com/office/word/2010/wordprocessingShape" mc:Ignorable="w14 w15 w16se wp14">
   <w:abstractNum w:abstractNumId="0" w15:restartNumberingAfterBreak="0">
     <w:nsid w:val="00446AA4"/>
     <w:multiLevelType w:val="hybridMultilevel"/>
@@ -10141,20 +13377,20 @@
       </w:pPr>
     </w:lvl>
   </w:abstractNum>
-  <w:num w:numId="1" w16cid:durableId="380177414">
+  <w:num w:numId="1">
     <w:abstractNumId w:val="0"/>
   </w:num>
-  <w:num w:numId="2" w16cid:durableId="1418290431">
+  <w:num w:numId="2">
     <w:abstractNumId w:val="2"/>
   </w:num>
-  <w:num w:numId="3" w16cid:durableId="1735548665">
+  <w:num w:numId="3">
     <w:abstractNumId w:val="1"/>
   </w:num>
 </w:numbering>
 </file>
 
 <file path=word/styles.xml><?xml version="1.0" encoding="utf-8"?>
-<w:styles xmlns:mc="http://schemas.openxmlformats.org/markup-compatibility/2006" xmlns:r="http://schemas.openxmlformats.org/officeDocument/2006/relationships" xmlns:w="http://schemas.openxmlformats.org/wordprocessingml/2006/main" xmlns:w14="http://schemas.microsoft.com/office/word/2010/wordml" xmlns:w15="http://schemas.microsoft.com/office/word/2012/wordml" xmlns:w16cex="http://schemas.microsoft.com/office/word/2018/wordml/cex" xmlns:w16cid="http://schemas.microsoft.com/office/word/2016/wordml/cid" xmlns:w16="http://schemas.microsoft.com/office/word/2018/wordml" xmlns:w16du="http://schemas.microsoft.com/office/word/2023/wordml/word16du" xmlns:w16sdtdh="http://schemas.microsoft.com/office/word/2020/wordml/sdtdatahash" xmlns:w16sdtfl="http://schemas.microsoft.com/office/word/2024/wordml/sdtformatlock" xmlns:w16se="http://schemas.microsoft.com/office/word/2015/wordml/symex" mc:Ignorable="w14 w15 w16se w16cid w16 w16cex w16sdtdh w16sdtfl w16du">
+<w:styles xmlns:mc="http://schemas.openxmlformats.org/markup-compatibility/2006" xmlns:r="http://schemas.openxmlformats.org/officeDocument/2006/relationships" xmlns:w="http://schemas.openxmlformats.org/wordprocessingml/2006/main" xmlns:w14="http://schemas.microsoft.com/office/word/2010/wordml" xmlns:w15="http://schemas.microsoft.com/office/word/2012/wordml" xmlns:w16se="http://schemas.microsoft.com/office/word/2015/wordml/symex" mc:Ignorable="w14 w15 w16se">
   <w:docDefaults>
     <w:rPrDefault>
       <w:rPr>
@@ -10162,7 +13398,7 @@
         <w:kern w:val="2"/>
         <w:sz w:val="24"/>
         <w:szCs w:val="24"/>
-        <w:lang w:val="ru-US" w:eastAsia="en-US" w:bidi="ar-SA"/>
+        <w:lang w:eastAsia="en-US" w:bidi="ar-SA"/>
         <w14:ligatures w14:val="standardContextual"/>
       </w:rPr>
     </w:rPrDefault>
@@ -10172,7 +13408,7 @@
       </w:pPr>
     </w:pPrDefault>
   </w:docDefaults>
-  <w:latentStyles w:defLockedState="0" w:defUIPriority="99" w:defSemiHidden="0" w:defUnhideWhenUsed="0" w:defQFormat="0" w:count="376">
+  <w:latentStyles w:defLockedState="0" w:defUIPriority="99" w:defSemiHidden="0" w:defUnhideWhenUsed="0" w:defQFormat="0" w:count="371">
     <w:lsdException w:name="Normal" w:uiPriority="0" w:qFormat="1"/>
     <w:lsdException w:name="heading 1" w:uiPriority="9" w:qFormat="1"/>
     <w:lsdException w:name="heading 2" w:semiHidden="1" w:uiPriority="9" w:unhideWhenUsed="1" w:qFormat="1"/>
@@ -10544,11 +13780,6 @@
     <w:lsdException w:name="List Table 5 Dark Accent 6" w:uiPriority="50"/>
     <w:lsdException w:name="List Table 6 Colorful Accent 6" w:uiPriority="51"/>
     <w:lsdException w:name="List Table 7 Colorful Accent 6" w:uiPriority="52"/>
-    <w:lsdException w:name="Mention" w:semiHidden="1" w:unhideWhenUsed="1"/>
-    <w:lsdException w:name="Smart Hyperlink" w:semiHidden="1" w:unhideWhenUsed="1"/>
-    <w:lsdException w:name="Hashtag" w:semiHidden="1" w:unhideWhenUsed="1"/>
-    <w:lsdException w:name="Unresolved Mention" w:semiHidden="1" w:unhideWhenUsed="1"/>
-    <w:lsdException w:name="Smart Link" w:semiHidden="1" w:unhideWhenUsed="1"/>
   </w:latentStyles>
   <w:style w:type="paragraph" w:default="1" w:styleId="a">
     <w:name w:val="Normal"/>
@@ -10763,6 +13994,7 @@
   <w:style w:type="character" w:default="1" w:styleId="a0">
     <w:name w:val="Default Paragraph Font"/>
     <w:uiPriority w:val="1"/>
+    <w:semiHidden/>
     <w:unhideWhenUsed/>
   </w:style>
   <w:style w:type="table" w:default="1" w:styleId="a1">
@@ -10951,6 +14183,7 @@
       <w:numPr>
         <w:ilvl w:val="1"/>
       </w:numPr>
+      <w:ind w:firstLine="425"/>
     </w:pPr>
     <w:rPr>
       <w:rFonts w:eastAsiaTheme="majorEastAsia" w:cstheme="majorBidi"/>
